--- a/Aplicação de Técnicas de Mineração de Dados na Análise de Padrões Relacionados à Queda da Natalidade.docx
+++ b/Aplicação de Técnicas de Mineração de Dados na Análise de Padrões Relacionados à Queda da Natalidade.docx
@@ -78,6 +78,8 @@
         <w:rPr>
           <w:rFonts w:ascii="Arial" w:hAnsi="Arial" w:cs="Arial"/>
           <w:color w:val="auto"/>
+          <w:sz w:val="36"/>
+          <w:szCs w:val="36"/>
           <w:lang w:val="pt-BR"/>
         </w:rPr>
         <w:t>RESUMO</w:t>
@@ -130,6 +132,8 @@
         <w:rPr>
           <w:rFonts w:ascii="Arial" w:hAnsi="Arial" w:cs="Arial"/>
           <w:color w:val="auto"/>
+          <w:sz w:val="36"/>
+          <w:szCs w:val="36"/>
         </w:rPr>
       </w:pPr>
       <w:bookmarkStart w:id="3" w:name="abstract"/>
@@ -138,6 +142,8 @@
         <w:rPr>
           <w:rFonts w:ascii="Arial" w:hAnsi="Arial" w:cs="Arial"/>
           <w:color w:val="auto"/>
+          <w:sz w:val="36"/>
+          <w:szCs w:val="36"/>
         </w:rPr>
         <w:t>ABSTRACT</w:t>
       </w:r>
@@ -160,21 +166,7 @@
           <w:rFonts w:ascii="Arial" w:hAnsi="Arial" w:cs="Arial"/>
         </w:rPr>
         <w:lastRenderedPageBreak/>
-        <w:t xml:space="preserve">birth rates, and maternal characteristics. The K-Means algorithm was applied for clustering analysis, while association rules were obtained using the </w:t>
-      </w:r>
-      <w:proofErr w:type="spellStart"/>
-      <w:r>
-        <w:rPr>
-          <w:rFonts w:ascii="Arial" w:hAnsi="Arial" w:cs="Arial"/>
-        </w:rPr>
-        <w:t>Apriori</w:t>
-      </w:r>
-      <w:proofErr w:type="spellEnd"/>
-      <w:r>
-        <w:rPr>
-          <w:rFonts w:ascii="Arial" w:hAnsi="Arial" w:cs="Arial"/>
-        </w:rPr>
-        <w:t xml:space="preserve"> algorithm. The results demonstrated a consistent declining trend in birth rates in different countries and enabled the identification of groups of Brazilian states with similar patterns of reduction in the number of births. In addition, the association rules indicated frequent patterns involving maternal education, maternal age, prenatal care, and declining birth rates. The results reinforce the importance of using data mining techniques in the analysis of demographic and social phenomena.</w:t>
+        <w:t>birth rates, and maternal characteristics. The K-Means algorithm was applied for clustering analysis, while association rules were obtained using the Apriori algorithm. The results demonstrated a consistent declining trend in birth rates in different countries and enabled the identification of groups of Brazilian states with similar patterns of reduction in the number of births. In addition, the association rules indicated frequent patterns involving maternal education, maternal age, prenatal care, and declining birth rates. The results reinforce the importance of using data mining techniques in the analysis of demographic and social phenomena.</w:t>
       </w:r>
     </w:p>
     <w:p>
@@ -205,6 +197,8 @@
         <w:rPr>
           <w:rFonts w:ascii="Arial" w:hAnsi="Arial" w:cs="Arial"/>
           <w:color w:val="auto"/>
+          <w:sz w:val="36"/>
+          <w:szCs w:val="36"/>
           <w:lang w:val="pt-BR"/>
         </w:rPr>
       </w:pPr>
@@ -214,6 +208,8 @@
         <w:rPr>
           <w:rFonts w:ascii="Arial" w:hAnsi="Arial" w:cs="Arial"/>
           <w:color w:val="auto"/>
+          <w:sz w:val="36"/>
+          <w:szCs w:val="36"/>
           <w:lang w:val="pt-BR"/>
         </w:rPr>
         <w:t>1. INTRODUÇÃO</w:t>
@@ -305,6 +301,7 @@
         <w:jc w:val="center"/>
         <w:rPr>
           <w:rFonts w:ascii="Arial" w:hAnsi="Arial" w:cs="Arial"/>
+          <w:lang w:val="pt-BR"/>
         </w:rPr>
       </w:pPr>
     </w:p>
@@ -314,6 +311,8 @@
         <w:rPr>
           <w:rFonts w:ascii="Arial" w:hAnsi="Arial" w:cs="Arial"/>
           <w:color w:val="auto"/>
+          <w:sz w:val="36"/>
+          <w:szCs w:val="36"/>
           <w:lang w:val="pt-BR"/>
         </w:rPr>
       </w:pPr>
@@ -323,6 +322,8 @@
         <w:rPr>
           <w:rFonts w:ascii="Arial" w:hAnsi="Arial" w:cs="Arial"/>
           <w:color w:val="auto"/>
+          <w:sz w:val="36"/>
+          <w:szCs w:val="36"/>
           <w:lang w:val="pt-BR"/>
         </w:rPr>
         <w:lastRenderedPageBreak/>
@@ -363,6 +364,34 @@
     </w:p>
     <w:p>
       <w:pPr>
+        <w:pStyle w:val="NormalWeb"/>
+        <w:rPr>
+          <w:rFonts w:ascii="Arial" w:hAnsi="Arial" w:cs="Arial"/>
+        </w:rPr>
+      </w:pPr>
+      <w:r>
+        <w:rPr>
+          <w:rFonts w:ascii="Arial" w:hAnsi="Arial" w:cs="Arial"/>
+        </w:rPr>
+        <w:t>Além da relevância demográfica e econômica do tema, a escolha deste estudo também foi motivada pela crescente discussão social sobre a redução do número de nascimentos observada no Brasil e em diversos países. Nos últimos anos, fatores como aumento do custo de vida, mudanças nos padrões familiares, ampliação da participação feminina no mercado de trabalho, adiamento da maternidade e transformações sociais vêm sendo frequentemente associados à redução das taxas de fecundidade.</w:t>
+      </w:r>
+    </w:p>
+    <w:p>
+      <w:pPr>
+        <w:pStyle w:val="NormalWeb"/>
+        <w:rPr>
+          <w:rFonts w:ascii="Arial" w:hAnsi="Arial" w:cs="Arial"/>
+        </w:rPr>
+      </w:pPr>
+      <w:r>
+        <w:rPr>
+          <w:rFonts w:ascii="Arial" w:hAnsi="Arial" w:cs="Arial"/>
+        </w:rPr>
+        <w:t>Nesse contexto, a utilização de técnicas de mineração de dados permite explorar grandes bases públicas de forma automatizada, contribuindo para identificação de padrões muitas vezes difíceis de serem observados através de análises tradicionais. Dessa forma, o presente trabalho busca não apenas aplicar algoritmos computacionais, mas também contribuir para compreensão de um fenômeno populacional contemporâneo com impactos sociais relevantes.</w:t>
+      </w:r>
+    </w:p>
+    <w:p>
+      <w:pPr>
         <w:pStyle w:val="BodyText"/>
         <w:rPr>
           <w:rFonts w:ascii="Arial" w:hAnsi="Arial" w:cs="Arial"/>
@@ -384,6 +413,8 @@
         <w:rPr>
           <w:rFonts w:ascii="Arial" w:hAnsi="Arial" w:cs="Arial"/>
           <w:color w:val="auto"/>
+          <w:sz w:val="36"/>
+          <w:szCs w:val="36"/>
           <w:lang w:val="pt-BR"/>
         </w:rPr>
       </w:pPr>
@@ -391,6 +422,8 @@
         <w:rPr>
           <w:rFonts w:ascii="Arial" w:hAnsi="Arial" w:cs="Arial"/>
           <w:color w:val="auto"/>
+          <w:sz w:val="36"/>
+          <w:szCs w:val="36"/>
           <w:lang w:val="pt-BR"/>
         </w:rPr>
         <w:t>3. REVISÃO DA LITERATURA</w:t>
@@ -425,7 +458,15 @@
           <w:rFonts w:ascii="Arial" w:hAnsi="Arial" w:cs="Arial"/>
           <w:lang w:val="pt-BR"/>
         </w:rPr>
-        <w:t>Entre as principais técnicas de aprendizado não supervisionado utilizadas em mineração de dados destacam-se os algoritmos de agrupamento, que possuem como objetivo separar registros semelhantes em grupos com características próximas. O algoritmo K-Means é um dos métodos de agrupamento mais utilizados devido à sua simplicidade computacional e capacidade de identificar padrões em bases multidimensionais.</w:t>
+        <w:t xml:space="preserve">Entre as principais técnicas de aprendizado não supervisionado utilizadas em mineração de dados destacam-se os algoritmos de agrupamento, que possuem como objetivo separar registros semelhantes em grupos com características próximas. O algoritmo K-Means é um dos métodos de agrupamento mais </w:t>
+      </w:r>
+      <w:r>
+        <w:rPr>
+          <w:rFonts w:ascii="Arial" w:hAnsi="Arial" w:cs="Arial"/>
+          <w:lang w:val="pt-BR"/>
+        </w:rPr>
+        <w:lastRenderedPageBreak/>
+        <w:t>utilizados devido à sua simplicidade computacional e capacidade de identificar padrões em bases multidimensionais.</w:t>
       </w:r>
     </w:p>
     <w:p>
@@ -473,15 +514,7 @@
           <w:rFonts w:ascii="Arial" w:hAnsi="Arial" w:cs="Arial"/>
           <w:lang w:val="pt-BR"/>
         </w:rPr>
-        <w:t xml:space="preserve">As regras de associação são avaliadas principalmente através das métricas suporte, confiança e lift. O suporte representa a frequência de ocorrência da </w:t>
-      </w:r>
-      <w:r>
-        <w:rPr>
-          <w:rFonts w:ascii="Arial" w:hAnsi="Arial" w:cs="Arial"/>
-          <w:lang w:val="pt-BR"/>
-        </w:rPr>
-        <w:lastRenderedPageBreak/>
-        <w:t>regra no conjunto de dados, enquanto a confiança indica a probabilidade de ocorrência do consequente quando o antecedente está presente. Já o lift mede a força da associação entre as variáveis.</w:t>
+        <w:t>As regras de associação são avaliadas principalmente através das métricas suporte, confiança e lift. O suporte representa a frequência de ocorrência da regra no conjunto de dados, enquanto a confiança indica a probabilidade de ocorrência do consequente quando o antecedente está presente. Já o lift mede a força da associação entre as variáveis.</w:t>
       </w:r>
     </w:p>
     <w:p>
@@ -506,6 +539,8 @@
         <w:rPr>
           <w:rFonts w:ascii="Arial" w:hAnsi="Arial" w:cs="Arial"/>
           <w:color w:val="auto"/>
+          <w:sz w:val="36"/>
+          <w:szCs w:val="36"/>
           <w:lang w:val="pt-BR"/>
         </w:rPr>
       </w:pPr>
@@ -515,6 +550,8 @@
         <w:rPr>
           <w:rFonts w:ascii="Arial" w:hAnsi="Arial" w:cs="Arial"/>
           <w:color w:val="auto"/>
+          <w:sz w:val="36"/>
+          <w:szCs w:val="36"/>
           <w:lang w:val="pt-BR"/>
         </w:rPr>
         <w:t>4. METODOLOGIA E RESULTADOS</w:t>
@@ -651,6 +688,7 @@
           <w:rFonts w:ascii="Arial" w:hAnsi="Arial" w:cs="Arial"/>
           <w:lang w:val="pt-BR"/>
         </w:rPr>
+        <w:lastRenderedPageBreak/>
         <w:t>Foram removidos registros inconsistentes e valores ausentes. Os dados também foram convertidos para formatos numéricos adequados para análise temporal e aplicação dos algoritmos.</w:t>
       </w:r>
     </w:p>
@@ -703,7 +741,6 @@
           <w:color w:val="auto"/>
           <w:lang w:val="pt-BR"/>
         </w:rPr>
-        <w:lastRenderedPageBreak/>
         <w:t>4.3 Análise Mundial</w:t>
       </w:r>
     </w:p>
@@ -726,6 +763,7 @@
     <w:p>
       <w:pPr>
         <w:pStyle w:val="BodyText"/>
+        <w:jc w:val="center"/>
         <w:rPr>
           <w:rFonts w:ascii="Arial" w:hAnsi="Arial" w:cs="Arial"/>
           <w:lang w:val="pt-BR"/>
@@ -736,6 +774,7 @@
           <w:rFonts w:ascii="Arial" w:hAnsi="Arial" w:cs="Arial"/>
           <w:b/>
           <w:bCs/>
+          <w:noProof/>
           <w:lang w:val="pt-BR"/>
         </w:rPr>
         <w:drawing>
@@ -779,56 +818,80 @@
           <w:rFonts w:ascii="Arial" w:hAnsi="Arial" w:cs="Arial"/>
           <w:b/>
           <w:bCs/>
-          <w:lang w:val="pt-BR"/>
-        </w:rPr>
-        <w:t>Figura 1 – Evolução da taxa de fecundidade em diferentes países entre 2000 e 2024.</w:t>
-      </w:r>
-    </w:p>
-    <w:p>
-      <w:pPr>
-        <w:pStyle w:val="BodyText"/>
-        <w:rPr>
-          <w:rFonts w:ascii="Arial" w:hAnsi="Arial" w:cs="Arial"/>
-          <w:lang w:val="pt-BR"/>
-        </w:rPr>
-      </w:pPr>
-      <w:r>
-        <w:rPr>
-          <w:rFonts w:ascii="Arial" w:hAnsi="Arial" w:cs="Arial"/>
-          <w:lang w:val="pt-BR"/>
-        </w:rPr>
-        <w:t>A Figura 1 demonstra tendência de redução da taxa de fecundidade na maior parte dos países analisados. Japão e China apresentaram valores mais baixos ao longo do período, enquanto a Índia manteve taxas relativamente superiores, embora também em trajetória de queda. O Brasil apresentou comportamento intermediário, acompanhando a tendência global de redução da fecundidade.</w:t>
-      </w:r>
-    </w:p>
-    <w:p>
-      <w:pPr>
-        <w:pStyle w:val="BodyText"/>
-        <w:rPr>
-          <w:rFonts w:ascii="Arial" w:hAnsi="Arial" w:cs="Arial"/>
-          <w:lang w:val="pt-BR"/>
-        </w:rPr>
-      </w:pPr>
-      <w:r>
-        <w:rPr>
-          <w:rFonts w:ascii="Arial" w:hAnsi="Arial" w:cs="Arial"/>
-          <w:lang w:val="pt-BR"/>
-        </w:rPr>
-        <w:t>Além da fecundidade, também foi analisada a evolução da taxa bruta de natalidade, que representa o número de nascimentos por mil habitantes. Esse indicador permite observar a redução dos nascimentos em relação ao tamanho da população de cada país.</w:t>
-      </w:r>
-    </w:p>
-    <w:p>
-      <w:pPr>
-        <w:pStyle w:val="BodyText"/>
-        <w:rPr>
-          <w:rFonts w:ascii="Arial" w:hAnsi="Arial" w:cs="Arial"/>
-          <w:lang w:val="pt-BR"/>
-        </w:rPr>
-      </w:pPr>
+          <w:sz w:val="20"/>
+          <w:szCs w:val="20"/>
+          <w:lang w:val="pt-BR"/>
+        </w:rPr>
+        <w:t>Figura 1</w:t>
+      </w:r>
       <w:r>
         <w:rPr>
           <w:rFonts w:ascii="Arial" w:hAnsi="Arial" w:cs="Arial"/>
           <w:b/>
           <w:bCs/>
+          <w:sz w:val="20"/>
+          <w:szCs w:val="20"/>
+          <w:lang w:val="pt-BR"/>
+        </w:rPr>
+        <w:t xml:space="preserve">: </w:t>
+      </w:r>
+      <w:r>
+        <w:rPr>
+          <w:rFonts w:ascii="Arial" w:hAnsi="Arial" w:cs="Arial"/>
+          <w:sz w:val="20"/>
+          <w:szCs w:val="20"/>
+          <w:lang w:val="pt-BR"/>
+        </w:rPr>
+        <w:t>Evolução da taxa de fecundidade em diferentes países entre 2000 e 2024.</w:t>
+      </w:r>
+    </w:p>
+    <w:p>
+      <w:pPr>
+        <w:pStyle w:val="BodyText"/>
+        <w:rPr>
+          <w:rFonts w:ascii="Arial" w:hAnsi="Arial" w:cs="Arial"/>
+          <w:lang w:val="pt-BR"/>
+        </w:rPr>
+      </w:pPr>
+      <w:r>
+        <w:rPr>
+          <w:rFonts w:ascii="Arial" w:hAnsi="Arial" w:cs="Arial"/>
+          <w:lang w:val="pt-BR"/>
+        </w:rPr>
+        <w:t>A Figura 1 demonstra tendência de redução da taxa de fecundidade na maior parte dos países analisados. Japão e China apresentaram valores mais baixos ao longo do período, enquanto a Índia manteve taxas relativamente superiores, embora também em trajetória de queda. O Brasil apresentou comportamento intermediário, acompanhando a tendência global de redução da fecundidade.</w:t>
+      </w:r>
+    </w:p>
+    <w:p>
+      <w:pPr>
+        <w:pStyle w:val="BodyText"/>
+        <w:rPr>
+          <w:rFonts w:ascii="Arial" w:hAnsi="Arial" w:cs="Arial"/>
+          <w:lang w:val="pt-BR"/>
+        </w:rPr>
+      </w:pPr>
+      <w:r>
+        <w:rPr>
+          <w:rFonts w:ascii="Arial" w:hAnsi="Arial" w:cs="Arial"/>
+          <w:lang w:val="pt-BR"/>
+        </w:rPr>
+        <w:t>Além da fecundidade, também foi analisada a evolução da taxa bruta de natalidade, que representa o número de nascimentos por mil habitantes. Esse indicador permite observar a redução dos nascimentos em relação ao tamanho da população de cada país.</w:t>
+      </w:r>
+    </w:p>
+    <w:p>
+      <w:pPr>
+        <w:pStyle w:val="BodyText"/>
+        <w:jc w:val="center"/>
+        <w:rPr>
+          <w:rFonts w:ascii="Arial" w:hAnsi="Arial" w:cs="Arial"/>
+          <w:lang w:val="pt-BR"/>
+        </w:rPr>
+      </w:pPr>
+      <w:r>
+        <w:rPr>
+          <w:rFonts w:ascii="Arial" w:hAnsi="Arial" w:cs="Arial"/>
+          <w:b/>
+          <w:bCs/>
+          <w:noProof/>
           <w:lang w:val="pt-BR"/>
         </w:rPr>
         <w:lastRenderedPageBreak/>
@@ -873,9 +936,42 @@
           <w:rFonts w:ascii="Arial" w:hAnsi="Arial" w:cs="Arial"/>
           <w:b/>
           <w:bCs/>
-          <w:lang w:val="pt-BR"/>
-        </w:rPr>
-        <w:t>Figura 2 – Evolução da taxa bruta de natalidade em diferentes países entre 2000 e 2024.</w:t>
+          <w:sz w:val="20"/>
+          <w:szCs w:val="20"/>
+          <w:lang w:val="pt-BR"/>
+        </w:rPr>
+        <w:t>Figura 2</w:t>
+      </w:r>
+      <w:r>
+        <w:rPr>
+          <w:rFonts w:ascii="Arial" w:hAnsi="Arial" w:cs="Arial"/>
+          <w:b/>
+          <w:bCs/>
+          <w:sz w:val="20"/>
+          <w:szCs w:val="20"/>
+          <w:lang w:val="pt-BR"/>
+        </w:rPr>
+        <w:t>:</w:t>
+      </w:r>
+      <w:r>
+        <w:rPr>
+          <w:rFonts w:ascii="Arial" w:hAnsi="Arial" w:cs="Arial"/>
+          <w:b/>
+          <w:bCs/>
+          <w:sz w:val="20"/>
+          <w:szCs w:val="20"/>
+          <w:lang w:val="pt-BR"/>
+        </w:rPr>
+        <w:t xml:space="preserve"> </w:t>
+      </w:r>
+      <w:r>
+        <w:rPr>
+          <w:rFonts w:ascii="Arial" w:hAnsi="Arial" w:cs="Arial"/>
+          <w:sz w:val="20"/>
+          <w:szCs w:val="20"/>
+          <w:lang w:val="pt-BR"/>
+        </w:rPr>
+        <w:t>Evolução da taxa bruta de natalidade em diferentes países entre 2000 e 2024.</w:t>
       </w:r>
     </w:p>
     <w:p>
@@ -949,6 +1045,7 @@
     <w:p>
       <w:pPr>
         <w:pStyle w:val="BodyText"/>
+        <w:jc w:val="center"/>
         <w:rPr>
           <w:rFonts w:ascii="Arial" w:hAnsi="Arial" w:cs="Arial"/>
           <w:lang w:val="pt-BR"/>
@@ -959,9 +1056,9 @@
           <w:rFonts w:ascii="Arial" w:hAnsi="Arial" w:cs="Arial"/>
           <w:b/>
           <w:bCs/>
-          <w:lang w:val="pt-BR"/>
-        </w:rPr>
-        <w:lastRenderedPageBreak/>
+          <w:noProof/>
+          <w:lang w:val="pt-BR"/>
+        </w:rPr>
         <w:drawing>
           <wp:inline distT="0" distB="0" distL="0" distR="0" wp14:anchorId="0E3FF92A" wp14:editId="71B385F5">
             <wp:extent cx="5400040" cy="2921000"/>
@@ -1003,91 +1100,126 @@
           <w:rFonts w:ascii="Arial" w:hAnsi="Arial" w:cs="Arial"/>
           <w:b/>
           <w:bCs/>
-          <w:lang w:val="pt-BR"/>
-        </w:rPr>
-        <w:t>Figura 3 – Evolução do número de nascidos vivos no Brasil entre 2000 e 2024.</w:t>
-      </w:r>
-    </w:p>
-    <w:p>
-      <w:pPr>
-        <w:pStyle w:val="BodyText"/>
-        <w:rPr>
-          <w:rFonts w:ascii="Arial" w:hAnsi="Arial" w:cs="Arial"/>
-          <w:lang w:val="pt-BR"/>
-        </w:rPr>
-      </w:pPr>
-      <w:r>
-        <w:rPr>
-          <w:rFonts w:ascii="Arial" w:hAnsi="Arial" w:cs="Arial"/>
-          <w:lang w:val="pt-BR"/>
-        </w:rPr>
-        <w:t>A Figura 3 evidencia uma tendência de redução no número de nascidos vivos no Brasil ao longo do período analisado, especialmente nos anos mais recentes. Esse comportamento reforça a relevância da análise regional, uma vez que a intensidade da queda pode variar entre os estados brasileiros.</w:t>
-      </w:r>
-    </w:p>
-    <w:p>
-      <w:pPr>
-        <w:pStyle w:val="BodyText"/>
-        <w:rPr>
-          <w:rFonts w:ascii="Arial" w:hAnsi="Arial" w:cs="Arial"/>
-          <w:lang w:val="pt-BR"/>
-        </w:rPr>
-      </w:pPr>
-      <w:r>
-        <w:rPr>
-          <w:rFonts w:ascii="Arial" w:hAnsi="Arial" w:cs="Arial"/>
-          <w:lang w:val="pt-BR"/>
-        </w:rPr>
-        <w:t>Após a análise temporal geral, foi utilizado o algoritmo K-Means, implementado em Python por meio da biblioteca scikit-learn. O objetivo foi identificar grupos de estados brasileiros com padrões semelhantes de evolução do número de nascidos vivos entre 2000 e 2024.</w:t>
-      </w:r>
-    </w:p>
-    <w:p>
-      <w:pPr>
-        <w:pStyle w:val="BodyText"/>
-        <w:rPr>
-          <w:rFonts w:ascii="Arial" w:hAnsi="Arial" w:cs="Arial"/>
-          <w:lang w:val="pt-BR"/>
-        </w:rPr>
-      </w:pPr>
-      <w:r>
-        <w:rPr>
-          <w:rFonts w:ascii="Arial" w:hAnsi="Arial" w:cs="Arial"/>
-          <w:lang w:val="pt-BR"/>
-        </w:rPr>
-        <w:t>Como o K-Means depende do cálculo de distâncias entre os registros, os dados foram previamente normalizados. Essa etapa evita que diferenças de escala influenciem de forma desproporcional a formação dos grupos.</w:t>
-      </w:r>
-    </w:p>
-    <w:p>
-      <w:pPr>
-        <w:pStyle w:val="BodyText"/>
-        <w:rPr>
-          <w:rFonts w:ascii="Arial" w:hAnsi="Arial" w:cs="Arial"/>
-          <w:lang w:val="pt-BR"/>
-        </w:rPr>
-      </w:pPr>
-      <w:r>
-        <w:rPr>
-          <w:rFonts w:ascii="Arial" w:hAnsi="Arial" w:cs="Arial"/>
-          <w:lang w:val="pt-BR"/>
-        </w:rPr>
-        <w:t>Para definição do número ideal de grupos (k), foi utilizado o coeficiente de silhueta, métrica responsável por avaliar simultaneamente a coesão interna dos clusters e a separação entre grupos distintos.</w:t>
-      </w:r>
-    </w:p>
-    <w:p>
-      <w:pPr>
-        <w:pStyle w:val="BodyText"/>
-        <w:rPr>
-          <w:rFonts w:ascii="Arial" w:hAnsi="Arial" w:cs="Arial"/>
-          <w:lang w:val="pt-BR"/>
-        </w:rPr>
-      </w:pPr>
+          <w:sz w:val="20"/>
+          <w:szCs w:val="20"/>
+          <w:lang w:val="pt-BR"/>
+        </w:rPr>
+        <w:t>Figura 3</w:t>
+      </w:r>
       <w:r>
         <w:rPr>
           <w:rFonts w:ascii="Arial" w:hAnsi="Arial" w:cs="Arial"/>
           <w:b/>
           <w:bCs/>
+          <w:sz w:val="20"/>
+          <w:szCs w:val="20"/>
+          <w:lang w:val="pt-BR"/>
+        </w:rPr>
+        <w:t>:</w:t>
+      </w:r>
+      <w:r>
+        <w:rPr>
+          <w:rFonts w:ascii="Arial" w:hAnsi="Arial" w:cs="Arial"/>
+          <w:b/>
+          <w:bCs/>
+          <w:sz w:val="20"/>
+          <w:szCs w:val="20"/>
+          <w:lang w:val="pt-BR"/>
+        </w:rPr>
+        <w:t xml:space="preserve"> </w:t>
+      </w:r>
+      <w:r>
+        <w:rPr>
+          <w:rFonts w:ascii="Arial" w:hAnsi="Arial" w:cs="Arial"/>
+          <w:sz w:val="20"/>
+          <w:szCs w:val="20"/>
+          <w:lang w:val="pt-BR"/>
+        </w:rPr>
+        <w:t>Evolução do número de nascidos vivos no Brasil entre 2000 e 2024.</w:t>
+      </w:r>
+    </w:p>
+    <w:p>
+      <w:pPr>
+        <w:pStyle w:val="BodyText"/>
+        <w:rPr>
+          <w:rFonts w:ascii="Arial" w:hAnsi="Arial" w:cs="Arial"/>
+          <w:lang w:val="pt-BR"/>
+        </w:rPr>
+      </w:pPr>
+      <w:r>
+        <w:rPr>
+          <w:rFonts w:ascii="Arial" w:hAnsi="Arial" w:cs="Arial"/>
           <w:lang w:val="pt-BR"/>
         </w:rPr>
         <w:lastRenderedPageBreak/>
+        <w:t>A Figura 3 evidencia uma tendência de redução no número de nascidos vivos no Brasil ao longo do período analisado, especialmente nos anos mais recentes. Esse comportamento reforça a relevância da análise regional, uma vez que a intensidade da queda pode variar entre os estados brasileiros.</w:t>
+      </w:r>
+    </w:p>
+    <w:p>
+      <w:pPr>
+        <w:pStyle w:val="BodyText"/>
+        <w:rPr>
+          <w:rFonts w:ascii="Arial" w:hAnsi="Arial" w:cs="Arial"/>
+          <w:lang w:val="pt-BR"/>
+        </w:rPr>
+      </w:pPr>
+      <w:r>
+        <w:rPr>
+          <w:rFonts w:ascii="Arial" w:hAnsi="Arial" w:cs="Arial"/>
+          <w:lang w:val="pt-BR"/>
+        </w:rPr>
+        <w:t>Após a análise temporal geral, foi utilizado o algoritmo K-Means, implementado em Python por meio da biblioteca scikit-learn. O objetivo foi identificar grupos de estados brasileiros com padrões semelhantes de evolução do número de nascidos vivos entre 2000 e 2024.</w:t>
+      </w:r>
+    </w:p>
+    <w:p>
+      <w:pPr>
+        <w:pStyle w:val="BodyText"/>
+        <w:rPr>
+          <w:rFonts w:ascii="Arial" w:hAnsi="Arial" w:cs="Arial"/>
+          <w:lang w:val="pt-BR"/>
+        </w:rPr>
+      </w:pPr>
+      <w:r>
+        <w:rPr>
+          <w:rFonts w:ascii="Arial" w:hAnsi="Arial" w:cs="Arial"/>
+          <w:lang w:val="pt-BR"/>
+        </w:rPr>
+        <w:t>Como o K-Means depende do cálculo de distâncias entre os registros, os dados foram previamente normalizados. Essa etapa evita que diferenças de escala influenciem de forma desproporcional a formação dos grupos.</w:t>
+      </w:r>
+    </w:p>
+    <w:p>
+      <w:pPr>
+        <w:pStyle w:val="BodyText"/>
+        <w:rPr>
+          <w:rFonts w:ascii="Arial" w:hAnsi="Arial" w:cs="Arial"/>
+          <w:lang w:val="pt-BR"/>
+        </w:rPr>
+      </w:pPr>
+      <w:r>
+        <w:rPr>
+          <w:rFonts w:ascii="Arial" w:hAnsi="Arial" w:cs="Arial"/>
+          <w:lang w:val="pt-BR"/>
+        </w:rPr>
+        <w:t>Para definição do número ideal de grupos (k), foi utilizado o coeficiente de silhueta, métrica responsável por avaliar simultaneamente a coesão interna dos clusters e a separação entre grupos distintos.</w:t>
+      </w:r>
+    </w:p>
+    <w:p>
+      <w:pPr>
+        <w:pStyle w:val="BodyText"/>
+        <w:jc w:val="center"/>
+        <w:rPr>
+          <w:rFonts w:ascii="Arial" w:hAnsi="Arial" w:cs="Arial"/>
+          <w:lang w:val="pt-BR"/>
+        </w:rPr>
+      </w:pPr>
+      <w:r>
+        <w:rPr>
+          <w:rFonts w:ascii="Arial" w:hAnsi="Arial" w:cs="Arial"/>
+          <w:b/>
+          <w:bCs/>
+          <w:noProof/>
+          <w:lang w:val="pt-BR"/>
+        </w:rPr>
         <w:drawing>
           <wp:inline distT="0" distB="0" distL="0" distR="0" wp14:anchorId="4D566626" wp14:editId="2350C84E">
             <wp:extent cx="5400040" cy="3343910"/>
@@ -1129,56 +1261,84 @@
           <w:rFonts w:ascii="Arial" w:hAnsi="Arial" w:cs="Arial"/>
           <w:b/>
           <w:bCs/>
-          <w:lang w:val="pt-BR"/>
-        </w:rPr>
-        <w:t>Figura 4 – Avaliação do coeficiente de silhueta para diferentes valores de k.</w:t>
-      </w:r>
-    </w:p>
-    <w:p>
-      <w:pPr>
-        <w:pStyle w:val="BodyText"/>
-        <w:rPr>
-          <w:rFonts w:ascii="Arial" w:hAnsi="Arial" w:cs="Arial"/>
-          <w:lang w:val="pt-BR"/>
-        </w:rPr>
-      </w:pPr>
-      <w:r>
-        <w:rPr>
-          <w:rFonts w:ascii="Arial" w:hAnsi="Arial" w:cs="Arial"/>
-          <w:lang w:val="pt-BR"/>
-        </w:rPr>
-        <w:t>A Figura 4 apresenta os valores do coeficiente de silhueta para diferentes quantidades de clusters testadas. O valor de k com melhor desempenho foi selecionado para a aplicação final do K-Means, garantindo maior consistência metodológica na definição dos agrupamentos.</w:t>
-      </w:r>
-    </w:p>
-    <w:p>
-      <w:pPr>
-        <w:pStyle w:val="BodyText"/>
-        <w:rPr>
-          <w:rFonts w:ascii="Arial" w:hAnsi="Arial" w:cs="Arial"/>
-          <w:lang w:val="pt-BR"/>
-        </w:rPr>
-      </w:pPr>
-      <w:r>
-        <w:rPr>
-          <w:rFonts w:ascii="Arial" w:hAnsi="Arial" w:cs="Arial"/>
-          <w:lang w:val="pt-BR"/>
-        </w:rPr>
-        <w:t>Após a definição do número ideal de clusters, foi analisada a queda percentual do número de nascimentos em cada estado brasileiro entre o início e o final do período estudado.</w:t>
-      </w:r>
-    </w:p>
-    <w:p>
-      <w:pPr>
-        <w:pStyle w:val="BodyText"/>
-        <w:rPr>
-          <w:rFonts w:ascii="Arial" w:hAnsi="Arial" w:cs="Arial"/>
-          <w:lang w:val="pt-BR"/>
-        </w:rPr>
-      </w:pPr>
+          <w:sz w:val="20"/>
+          <w:szCs w:val="20"/>
+          <w:lang w:val="pt-BR"/>
+        </w:rPr>
+        <w:t>Figura 4</w:t>
+      </w:r>
       <w:r>
         <w:rPr>
           <w:rFonts w:ascii="Arial" w:hAnsi="Arial" w:cs="Arial"/>
           <w:b/>
           <w:bCs/>
+          <w:sz w:val="20"/>
+          <w:szCs w:val="20"/>
+          <w:lang w:val="pt-BR"/>
+        </w:rPr>
+        <w:t xml:space="preserve">: </w:t>
+      </w:r>
+      <w:r>
+        <w:rPr>
+          <w:rFonts w:ascii="Arial" w:hAnsi="Arial" w:cs="Arial"/>
+          <w:sz w:val="20"/>
+          <w:szCs w:val="20"/>
+          <w:lang w:val="pt-BR"/>
+        </w:rPr>
+        <w:t>Avaliação do coeficiente de silhueta para diferentes valores de k.</w:t>
+      </w:r>
+    </w:p>
+    <w:p>
+      <w:pPr>
+        <w:pStyle w:val="BodyText"/>
+        <w:rPr>
+          <w:rFonts w:ascii="Arial" w:hAnsi="Arial" w:cs="Arial"/>
+          <w:lang w:val="pt-BR"/>
+        </w:rPr>
+      </w:pPr>
+      <w:r>
+        <w:rPr>
+          <w:rFonts w:ascii="Arial" w:hAnsi="Arial" w:cs="Arial"/>
+          <w:lang w:val="pt-BR"/>
+        </w:rPr>
+        <w:t>A Figura 4 apresenta os valores do coeficiente de silhueta para diferentes quantidades de clusters testadas. O valor de k com melhor desempenho foi selecionado para a aplicação final do K-Means, garantindo maior consistência metodológica na definição dos agrupamentos.</w:t>
+      </w:r>
+    </w:p>
+    <w:p>
+      <w:pPr>
+        <w:pStyle w:val="BodyText"/>
+        <w:rPr>
+          <w:rFonts w:ascii="Arial" w:hAnsi="Arial" w:cs="Arial"/>
+          <w:lang w:val="pt-BR"/>
+        </w:rPr>
+      </w:pPr>
+      <w:r>
+        <w:rPr>
+          <w:rFonts w:ascii="Arial" w:hAnsi="Arial" w:cs="Arial"/>
+          <w:lang w:val="pt-BR"/>
+        </w:rPr>
+        <w:t>Após a definição do número ideal de clusters, foi analisada a queda percentual do número de nascimentos em cada estado brasileiro entre o início e o final do período estudado.</w:t>
+      </w:r>
+    </w:p>
+    <w:p>
+      <w:pPr>
+        <w:pStyle w:val="BodyText"/>
+        <w:jc w:val="center"/>
+        <w:rPr>
+          <w:rFonts w:ascii="Arial" w:hAnsi="Arial" w:cs="Arial"/>
+          <w:sz w:val="20"/>
+          <w:szCs w:val="20"/>
+          <w:lang w:val="pt-BR"/>
+        </w:rPr>
+      </w:pPr>
+      <w:r>
+        <w:rPr>
+          <w:rFonts w:ascii="Arial" w:hAnsi="Arial" w:cs="Arial"/>
+          <w:b/>
+          <w:bCs/>
+          <w:noProof/>
+          <w:sz w:val="20"/>
+          <w:szCs w:val="20"/>
           <w:lang w:val="pt-BR"/>
         </w:rPr>
         <w:lastRenderedPageBreak/>
@@ -1223,56 +1383,80 @@
           <w:rFonts w:ascii="Arial" w:hAnsi="Arial" w:cs="Arial"/>
           <w:b/>
           <w:bCs/>
-          <w:lang w:val="pt-BR"/>
-        </w:rPr>
-        <w:t>Figura 5 – Queda percentual do número de nascidos vivos por estado brasileiro entre 2000 e 2024.</w:t>
-      </w:r>
-    </w:p>
-    <w:p>
-      <w:pPr>
-        <w:pStyle w:val="BodyText"/>
-        <w:rPr>
-          <w:rFonts w:ascii="Arial" w:hAnsi="Arial" w:cs="Arial"/>
-          <w:lang w:val="pt-BR"/>
-        </w:rPr>
-      </w:pPr>
-      <w:r>
-        <w:rPr>
-          <w:rFonts w:ascii="Arial" w:hAnsi="Arial" w:cs="Arial"/>
-          <w:lang w:val="pt-BR"/>
-        </w:rPr>
-        <w:t>A Figura 5 demonstra diferenças importantes entre os estados brasileiros quanto à intensidade da redução do número de nascimentos. Alguns estados apresentaram quedas mais acentuadas, enquanto outros mantiveram reduções menos intensas ou padrões mais estáveis ao longo do período.</w:t>
-      </w:r>
-    </w:p>
-    <w:p>
-      <w:pPr>
-        <w:pStyle w:val="BodyText"/>
-        <w:rPr>
-          <w:rFonts w:ascii="Arial" w:hAnsi="Arial" w:cs="Arial"/>
-          <w:lang w:val="pt-BR"/>
-        </w:rPr>
-      </w:pPr>
-      <w:r>
-        <w:rPr>
-          <w:rFonts w:ascii="Arial" w:hAnsi="Arial" w:cs="Arial"/>
-          <w:lang w:val="pt-BR"/>
-        </w:rPr>
-        <w:t>Além da queda percentual por estado, foi analisado o comportamento médio dos clusters ao longo do tempo. Essa análise permite compreender se os grupos formados pelo algoritmo apresentam trajetórias distintas de natalidade.</w:t>
-      </w:r>
-    </w:p>
-    <w:p>
-      <w:pPr>
-        <w:pStyle w:val="BodyText"/>
-        <w:rPr>
-          <w:rFonts w:ascii="Arial" w:hAnsi="Arial" w:cs="Arial"/>
-          <w:lang w:val="pt-BR"/>
-        </w:rPr>
-      </w:pPr>
+          <w:sz w:val="20"/>
+          <w:szCs w:val="20"/>
+          <w:lang w:val="pt-BR"/>
+        </w:rPr>
+        <w:t>Figura 5</w:t>
+      </w:r>
       <w:r>
         <w:rPr>
           <w:rFonts w:ascii="Arial" w:hAnsi="Arial" w:cs="Arial"/>
           <w:b/>
           <w:bCs/>
+          <w:sz w:val="20"/>
+          <w:szCs w:val="20"/>
+          <w:lang w:val="pt-BR"/>
+        </w:rPr>
+        <w:t xml:space="preserve">: </w:t>
+      </w:r>
+      <w:r>
+        <w:rPr>
+          <w:rFonts w:ascii="Arial" w:hAnsi="Arial" w:cs="Arial"/>
+          <w:sz w:val="20"/>
+          <w:szCs w:val="20"/>
+          <w:lang w:val="pt-BR"/>
+        </w:rPr>
+        <w:t>Queda percentual do número de nascidos vivos por estado brasileiro entre 2000 e 2024.</w:t>
+      </w:r>
+    </w:p>
+    <w:p>
+      <w:pPr>
+        <w:pStyle w:val="BodyText"/>
+        <w:rPr>
+          <w:rFonts w:ascii="Arial" w:hAnsi="Arial" w:cs="Arial"/>
+          <w:lang w:val="pt-BR"/>
+        </w:rPr>
+      </w:pPr>
+      <w:r>
+        <w:rPr>
+          <w:rFonts w:ascii="Arial" w:hAnsi="Arial" w:cs="Arial"/>
+          <w:lang w:val="pt-BR"/>
+        </w:rPr>
+        <w:t>A Figura 5 demonstra diferenças importantes entre os estados brasileiros quanto à intensidade da redução do número de nascimentos. Alguns estados apresentaram quedas mais acentuadas, enquanto outros mantiveram reduções menos intensas ou padrões mais estáveis ao longo do período.</w:t>
+      </w:r>
+    </w:p>
+    <w:p>
+      <w:pPr>
+        <w:pStyle w:val="BodyText"/>
+        <w:rPr>
+          <w:rFonts w:ascii="Arial" w:hAnsi="Arial" w:cs="Arial"/>
+          <w:lang w:val="pt-BR"/>
+        </w:rPr>
+      </w:pPr>
+      <w:r>
+        <w:rPr>
+          <w:rFonts w:ascii="Arial" w:hAnsi="Arial" w:cs="Arial"/>
+          <w:lang w:val="pt-BR"/>
+        </w:rPr>
+        <w:t>Além da queda percentual por estado, foi analisado o comportamento médio dos clusters ao longo do tempo. Essa análise permite compreender se os grupos formados pelo algoritmo apresentam trajetórias distintas de natalidade.</w:t>
+      </w:r>
+    </w:p>
+    <w:p>
+      <w:pPr>
+        <w:pStyle w:val="BodyText"/>
+        <w:jc w:val="center"/>
+        <w:rPr>
+          <w:rFonts w:ascii="Arial" w:hAnsi="Arial" w:cs="Arial"/>
+          <w:lang w:val="pt-BR"/>
+        </w:rPr>
+      </w:pPr>
+      <w:r>
+        <w:rPr>
+          <w:rFonts w:ascii="Arial" w:hAnsi="Arial" w:cs="Arial"/>
+          <w:b/>
+          <w:bCs/>
+          <w:noProof/>
           <w:lang w:val="pt-BR"/>
         </w:rPr>
         <w:lastRenderedPageBreak/>
@@ -1317,9 +1501,31 @@
           <w:rFonts w:ascii="Arial" w:hAnsi="Arial" w:cs="Arial"/>
           <w:b/>
           <w:bCs/>
-          <w:lang w:val="pt-BR"/>
-        </w:rPr>
-        <w:t>Figura 6 – Evolução temporal média dos clusters identificados pelo algoritmo K-Means.</w:t>
+          <w:sz w:val="20"/>
+          <w:szCs w:val="20"/>
+          <w:lang w:val="pt-BR"/>
+        </w:rPr>
+        <w:t>Figura 6</w:t>
+      </w:r>
+      <w:r>
+        <w:rPr>
+          <w:rFonts w:ascii="Arial" w:hAnsi="Arial" w:cs="Arial"/>
+          <w:b/>
+          <w:bCs/>
+          <w:sz w:val="20"/>
+          <w:szCs w:val="20"/>
+          <w:lang w:val="pt-BR"/>
+        </w:rPr>
+        <w:t xml:space="preserve">: </w:t>
+      </w:r>
+      <w:r>
+        <w:rPr>
+          <w:rFonts w:ascii="Arial" w:hAnsi="Arial" w:cs="Arial"/>
+          <w:sz w:val="20"/>
+          <w:szCs w:val="20"/>
+          <w:lang w:val="pt-BR"/>
+        </w:rPr>
+        <w:t>Evolução temporal média dos clusters identificados pelo algoritmo K-Means.</w:t>
       </w:r>
     </w:p>
     <w:p>
@@ -1344,28 +1550,37 @@
         <w:rPr>
           <w:rFonts w:ascii="Arial" w:hAnsi="Arial" w:cs="Arial"/>
           <w:noProof/>
-        </w:rPr>
-      </w:pPr>
-    </w:p>
-    <w:p>
-      <w:pPr>
-        <w:pStyle w:val="BodyText"/>
-        <w:rPr>
+          <w:lang w:val="pt-BR"/>
+        </w:rPr>
+      </w:pPr>
+    </w:p>
+    <w:p>
+      <w:pPr>
+        <w:pStyle w:val="BodyText"/>
+        <w:rPr>
+          <w:rFonts w:ascii="Arial" w:hAnsi="Arial" w:cs="Arial"/>
           <w:noProof/>
-        </w:rPr>
-      </w:pPr>
-    </w:p>
-    <w:p>
-      <w:pPr>
-        <w:pStyle w:val="BodyText"/>
-        <w:rPr>
-          <w:rFonts w:ascii="Arial" w:hAnsi="Arial" w:cs="Arial"/>
-          <w:lang w:val="pt-BR"/>
-        </w:rPr>
-      </w:pPr>
-      <w:r>
-        <w:rPr>
+          <w:lang w:val="pt-BR"/>
+        </w:rPr>
+      </w:pPr>
+    </w:p>
+    <w:p>
+      <w:pPr>
+        <w:pStyle w:val="BodyText"/>
+        <w:jc w:val="center"/>
+        <w:rPr>
+          <w:rFonts w:ascii="Arial" w:hAnsi="Arial" w:cs="Arial"/>
+          <w:sz w:val="20"/>
+          <w:szCs w:val="20"/>
+          <w:lang w:val="pt-BR"/>
+        </w:rPr>
+      </w:pPr>
+      <w:r>
+        <w:rPr>
+          <w:rFonts w:ascii="Arial" w:hAnsi="Arial" w:cs="Arial"/>
           <w:noProof/>
+          <w:sz w:val="20"/>
+          <w:szCs w:val="20"/>
         </w:rPr>
         <w:lastRenderedPageBreak/>
         <w:drawing>
@@ -1415,8 +1630,11 @@
     <w:p>
       <w:pPr>
         <w:pStyle w:val="BodyText"/>
-        <w:rPr>
-          <w:rFonts w:ascii="Arial" w:hAnsi="Arial" w:cs="Arial"/>
+        <w:jc w:val="center"/>
+        <w:rPr>
+          <w:rFonts w:ascii="Arial" w:hAnsi="Arial" w:cs="Arial"/>
+          <w:sz w:val="20"/>
+          <w:szCs w:val="20"/>
           <w:lang w:val="pt-BR"/>
         </w:rPr>
       </w:pPr>
@@ -1425,25 +1643,116 @@
           <w:rFonts w:ascii="Arial" w:hAnsi="Arial" w:cs="Arial"/>
           <w:b/>
           <w:bCs/>
-          <w:lang w:val="pt-BR"/>
-        </w:rPr>
-        <w:t>Tabela 1 – Estados brasileiros agrupados por cluster segundo padrões de natalidade.</w:t>
-      </w:r>
-    </w:p>
-    <w:p>
-      <w:pPr>
-        <w:pStyle w:val="BodyText"/>
-        <w:rPr>
-          <w:rFonts w:ascii="Arial" w:hAnsi="Arial" w:cs="Arial"/>
-          <w:lang w:val="pt-BR"/>
-        </w:rPr>
-      </w:pPr>
-      <w:r>
-        <w:rPr>
-          <w:rFonts w:ascii="Arial" w:hAnsi="Arial" w:cs="Arial"/>
-          <w:lang w:val="pt-BR"/>
-        </w:rPr>
-        <w:t>A Tabela 1 apresenta a composição dos clusters, permitindo identificar quais estados compartilham padrões semelhantes de evolução da natalidade. Essa informação facilita a interpretação regional dos agrupamentos e complementa a análise visual apresentada anteriormente.</w:t>
+          <w:sz w:val="20"/>
+          <w:szCs w:val="20"/>
+          <w:lang w:val="pt-BR"/>
+        </w:rPr>
+        <w:t>Tabela 1</w:t>
+      </w:r>
+      <w:r>
+        <w:rPr>
+          <w:rFonts w:ascii="Arial" w:hAnsi="Arial" w:cs="Arial"/>
+          <w:b/>
+          <w:bCs/>
+          <w:sz w:val="20"/>
+          <w:szCs w:val="20"/>
+          <w:lang w:val="pt-BR"/>
+        </w:rPr>
+        <w:t xml:space="preserve">: </w:t>
+      </w:r>
+      <w:r>
+        <w:rPr>
+          <w:rFonts w:ascii="Arial" w:hAnsi="Arial" w:cs="Arial"/>
+          <w:sz w:val="20"/>
+          <w:szCs w:val="20"/>
+          <w:lang w:val="pt-BR"/>
+        </w:rPr>
+        <w:t>Estados brasileiros agrupados por cluster segundo padrões de natalidade.</w:t>
+      </w:r>
+    </w:p>
+    <w:p>
+      <w:pPr>
+        <w:pStyle w:val="NormalWeb"/>
+        <w:rPr>
+          <w:rFonts w:ascii="Arial" w:hAnsi="Arial" w:cs="Arial"/>
+        </w:rPr>
+      </w:pPr>
+      <w:r>
+        <w:rPr>
+          <w:rFonts w:ascii="Arial" w:hAnsi="Arial" w:cs="Arial"/>
+        </w:rPr>
+        <w:t>A análise dos clusters demonstrou diferenças importantes entre os estados brasileiros quanto à intensidade da redução relativa da natalidade ao longo do período analisado. Estados pertencentes ao cluster com maior redução apresentaram trajetórias mais acentuadas de queda do número de nascimentos, indicando padrões demográficos compatíveis com estágios mais avançados de transição demográfica.</w:t>
+      </w:r>
+    </w:p>
+    <w:p>
+      <w:pPr>
+        <w:pStyle w:val="NormalWeb"/>
+        <w:rPr>
+          <w:rFonts w:ascii="Arial" w:hAnsi="Arial" w:cs="Arial"/>
+        </w:rPr>
+      </w:pPr>
+      <w:r>
+        <w:rPr>
+          <w:rFonts w:ascii="Arial" w:hAnsi="Arial" w:cs="Arial"/>
+        </w:rPr>
+        <w:lastRenderedPageBreak/>
+        <w:t>De forma geral, estados das regiões Sul e Sudeste tenderam a apresentar reduções mais intensas na natalidade. Esse comportamento pode estar associado a fatores como maior urbanização, envelhecimento populacional, maior escolaridade feminina, inserção da mulher no mercado de trabalho e redução das taxas de fecundidade observadas nessas regiões nas últimas décadas.</w:t>
+      </w:r>
+    </w:p>
+    <w:p>
+      <w:pPr>
+        <w:pStyle w:val="NormalWeb"/>
+        <w:rPr>
+          <w:rFonts w:ascii="Arial" w:hAnsi="Arial" w:cs="Arial"/>
+        </w:rPr>
+      </w:pPr>
+      <w:r>
+        <w:rPr>
+          <w:rFonts w:ascii="Arial" w:hAnsi="Arial" w:cs="Arial"/>
+        </w:rPr>
+        <w:t>Por outro lado, alguns estados das regiões Norte e Nordeste apresentaram trajetórias relativamente mais estáveis ou reduções menos intensas do número de nascimentos. Esse comportamento pode estar relacionado à manutenção de taxas de fecundidade historicamente mais elevadas em comparação com outras regiões do país, além de diferenças sociais, econômicas e culturais que influenciam a dinâmica populacional.</w:t>
+      </w:r>
+    </w:p>
+    <w:p>
+      <w:pPr>
+        <w:pStyle w:val="NormalWeb"/>
+        <w:rPr>
+          <w:rFonts w:ascii="Arial" w:hAnsi="Arial" w:cs="Arial"/>
+        </w:rPr>
+      </w:pPr>
+      <w:r>
+        <w:rPr>
+          <w:rFonts w:ascii="Arial" w:hAnsi="Arial" w:cs="Arial"/>
+        </w:rPr>
+        <w:t>Os resultados também demonstram que a redução da natalidade não ocorre de maneira homogênea no território brasileiro, reforçando a importância de análises regionais para compreensão das transformações demográficas observadas no país.</w:t>
+      </w:r>
+    </w:p>
+    <w:p>
+      <w:pPr>
+        <w:pStyle w:val="NormalWeb"/>
+        <w:rPr>
+          <w:rFonts w:ascii="Arial" w:hAnsi="Arial" w:cs="Arial"/>
+        </w:rPr>
+      </w:pPr>
+      <w:r>
+        <w:rPr>
+          <w:rFonts w:ascii="Arial" w:hAnsi="Arial" w:cs="Arial"/>
+        </w:rPr>
+        <w:t>Embora todos os estados brasileiros tenham apresentado tendência geral de redução da natalidade ao longo do período analisado, a intensidade dessa redução variou entre os clusters identificados pelo algoritmo K-Means. Alguns estados apresentaram quedas mais acentuadas no número relativo de nascimentos, enquanto outros mantiveram comportamento mais estável ou redução menos intensa.</w:t>
+      </w:r>
+    </w:p>
+    <w:p>
+      <w:pPr>
+        <w:pStyle w:val="NormalWeb"/>
+        <w:rPr>
+          <w:rFonts w:ascii="Arial" w:hAnsi="Arial" w:cs="Arial"/>
+        </w:rPr>
+      </w:pPr>
+      <w:r>
+        <w:rPr>
+          <w:rFonts w:ascii="Arial" w:hAnsi="Arial" w:cs="Arial"/>
+        </w:rPr>
+        <w:t>Essas diferenças indicam que fatores regionais podem influenciar diretamente a dinâmica populacional brasileira, incluindo condições econômicas, escolaridade, urbanização, acesso a serviços de saúde e mudanças culturais relacionadas à formação familiar.</w:t>
       </w:r>
     </w:p>
     <w:p>
@@ -1472,70 +1781,76 @@
           <w:color w:val="auto"/>
           <w:lang w:val="pt-BR"/>
         </w:rPr>
+        <w:t>4.5 Regras de Associação</w:t>
+      </w:r>
+    </w:p>
+    <w:p>
+      <w:pPr>
+        <w:pStyle w:val="FirstParagraph"/>
+        <w:rPr>
+          <w:rFonts w:ascii="Arial" w:hAnsi="Arial" w:cs="Arial"/>
+          <w:lang w:val="pt-BR"/>
+        </w:rPr>
+      </w:pPr>
+      <w:r>
+        <w:rPr>
+          <w:rFonts w:ascii="Arial" w:hAnsi="Arial" w:cs="Arial"/>
+          <w:lang w:val="pt-BR"/>
+        </w:rPr>
+        <w:t>A análise de regras de associação foi realizada utilizando o algoritmo Apriori, implementado através da biblioteca mlxtend. O objetivo dessa etapa foi identificar padrões frequentes de coocorrência entre a redução do número de nascimentos e características maternas e assistenciais dos estados brasileiros.</w:t>
+      </w:r>
+    </w:p>
+    <w:p>
+      <w:pPr>
+        <w:pStyle w:val="BodyText"/>
+        <w:rPr>
+          <w:rFonts w:ascii="Arial" w:hAnsi="Arial" w:cs="Arial"/>
+          <w:lang w:val="pt-BR"/>
+        </w:rPr>
+      </w:pPr>
+      <w:r>
+        <w:rPr>
+          <w:rFonts w:ascii="Arial" w:hAnsi="Arial" w:cs="Arial"/>
+          <w:lang w:val="pt-BR"/>
+        </w:rPr>
+        <w:t>Foram analisadas variáveis relacionadas à idade da mãe, escolaridade materna, número de consultas pré-natal e tipo de parto. As variáveis foram categorizadas utilizando valores acima ou abaixo da mediana dos indicadores analisados. Em seguida, os dados foram convertidos para formato binário, conforme exigido pelo algoritmo Apriori.</w:t>
+      </w:r>
+    </w:p>
+    <w:p>
+      <w:pPr>
+        <w:pStyle w:val="BodyText"/>
+        <w:rPr>
+          <w:rFonts w:ascii="Arial" w:hAnsi="Arial" w:cs="Arial"/>
+          <w:lang w:val="pt-BR"/>
+        </w:rPr>
+      </w:pPr>
+      <w:r>
+        <w:rPr>
+          <w:rFonts w:ascii="Arial" w:hAnsi="Arial" w:cs="Arial"/>
+          <w:lang w:val="pt-BR"/>
+        </w:rPr>
+        <w:t>As regras foram avaliadas utilizando as métricas suporte, confiança e lift. O suporte indica a frequência com que determinada regra aparece na base; a confiança indica a probabilidade de ocorrência do consequente quando o antecedente está presente; e o lift indica a força da associação entre os itens da regra.</w:t>
+      </w:r>
+    </w:p>
+    <w:p>
+      <w:pPr>
+        <w:pStyle w:val="BodyText"/>
+        <w:jc w:val="center"/>
+        <w:rPr>
+          <w:rFonts w:ascii="Arial" w:hAnsi="Arial" w:cs="Arial"/>
+          <w:sz w:val="20"/>
+          <w:szCs w:val="20"/>
+          <w:lang w:val="pt-BR"/>
+        </w:rPr>
+      </w:pPr>
+      <w:r>
+        <w:rPr>
+          <w:rFonts w:ascii="Arial" w:hAnsi="Arial" w:cs="Arial"/>
+          <w:noProof/>
+          <w:sz w:val="20"/>
+          <w:szCs w:val="20"/>
+        </w:rPr>
         <w:lastRenderedPageBreak/>
-        <w:t>4.5 Regras de Associação</w:t>
-      </w:r>
-    </w:p>
-    <w:p>
-      <w:pPr>
-        <w:pStyle w:val="FirstParagraph"/>
-        <w:rPr>
-          <w:rFonts w:ascii="Arial" w:hAnsi="Arial" w:cs="Arial"/>
-          <w:lang w:val="pt-BR"/>
-        </w:rPr>
-      </w:pPr>
-      <w:r>
-        <w:rPr>
-          <w:rFonts w:ascii="Arial" w:hAnsi="Arial" w:cs="Arial"/>
-          <w:lang w:val="pt-BR"/>
-        </w:rPr>
-        <w:t>A análise de regras de associação foi realizada utilizando o algoritmo Apriori, implementado através da biblioteca mlxtend. O objetivo dessa etapa foi identificar padrões frequentes de coocorrência entre a redução do número de nascimentos e características maternas e assistenciais dos estados brasileiros.</w:t>
-      </w:r>
-    </w:p>
-    <w:p>
-      <w:pPr>
-        <w:pStyle w:val="BodyText"/>
-        <w:rPr>
-          <w:rFonts w:ascii="Arial" w:hAnsi="Arial" w:cs="Arial"/>
-          <w:lang w:val="pt-BR"/>
-        </w:rPr>
-      </w:pPr>
-      <w:r>
-        <w:rPr>
-          <w:rFonts w:ascii="Arial" w:hAnsi="Arial" w:cs="Arial"/>
-          <w:lang w:val="pt-BR"/>
-        </w:rPr>
-        <w:t>Foram analisadas variáveis relacionadas à idade da mãe, escolaridade materna, número de consultas pré-natal e tipo de parto. As variáveis foram categorizadas utilizando valores acima ou abaixo da mediana dos indicadores analisados. Em seguida, os dados foram convertidos para formato binário, conforme exigido pelo algoritmo Apriori.</w:t>
-      </w:r>
-    </w:p>
-    <w:p>
-      <w:pPr>
-        <w:pStyle w:val="BodyText"/>
-        <w:rPr>
-          <w:rFonts w:ascii="Arial" w:hAnsi="Arial" w:cs="Arial"/>
-          <w:lang w:val="pt-BR"/>
-        </w:rPr>
-      </w:pPr>
-      <w:r>
-        <w:rPr>
-          <w:rFonts w:ascii="Arial" w:hAnsi="Arial" w:cs="Arial"/>
-          <w:lang w:val="pt-BR"/>
-        </w:rPr>
-        <w:t>As regras foram avaliadas utilizando as métricas suporte, confiança e lift. O suporte indica a frequência com que determinada regra aparece na base; a confiança indica a probabilidade de ocorrência do consequente quando o antecedente está presente; e o lift indica a força da associação entre os itens da regra.</w:t>
-      </w:r>
-    </w:p>
-    <w:p>
-      <w:pPr>
-        <w:pStyle w:val="BodyText"/>
-        <w:rPr>
-          <w:rFonts w:ascii="Arial" w:hAnsi="Arial" w:cs="Arial"/>
-          <w:lang w:val="pt-BR"/>
-        </w:rPr>
-      </w:pPr>
-      <w:r>
-        <w:rPr>
-          <w:noProof/>
-        </w:rPr>
         <w:drawing>
           <wp:inline distT="0" distB="0" distL="0" distR="0" wp14:anchorId="6E1C57C8" wp14:editId="7417B3C3">
             <wp:extent cx="5909094" cy="2220067"/>
@@ -1583,8 +1898,11 @@
     <w:p>
       <w:pPr>
         <w:pStyle w:val="BodyText"/>
-        <w:rPr>
-          <w:rFonts w:ascii="Arial" w:hAnsi="Arial" w:cs="Arial"/>
+        <w:jc w:val="center"/>
+        <w:rPr>
+          <w:rFonts w:ascii="Arial" w:hAnsi="Arial" w:cs="Arial"/>
+          <w:sz w:val="20"/>
+          <w:szCs w:val="20"/>
           <w:lang w:val="pt-BR"/>
         </w:rPr>
       </w:pPr>
@@ -1593,66 +1911,38 @@
           <w:rFonts w:ascii="Arial" w:hAnsi="Arial" w:cs="Arial"/>
           <w:b/>
           <w:bCs/>
-          <w:lang w:val="pt-BR"/>
-        </w:rPr>
-        <w:t>Tabela 2 – Principais regras de associação relacionadas à queda da natalidade.</w:t>
-      </w:r>
-    </w:p>
-    <w:p>
-      <w:pPr>
-        <w:pStyle w:val="BodyText"/>
-        <w:rPr>
-          <w:rFonts w:ascii="Arial" w:hAnsi="Arial" w:cs="Arial"/>
-          <w:lang w:val="pt-BR"/>
-        </w:rPr>
-      </w:pPr>
-      <w:r>
-        <w:rPr>
-          <w:rFonts w:ascii="Arial" w:hAnsi="Arial" w:cs="Arial"/>
-          <w:lang w:val="pt-BR"/>
-        </w:rPr>
-        <w:t>A Tabela 2 apresenta as principais regras identificadas pelo algoritmo Apriori. Entre os padrões observados, destacam-se associações frequentes envolvendo maior escolaridade materna, aumento da idade da mãe, maior frequência de consultas pré-natal e redução do número de nascimentos.</w:t>
-      </w:r>
-    </w:p>
-    <w:p>
-      <w:pPr>
-        <w:pStyle w:val="BodyText"/>
-        <w:rPr>
-          <w:rFonts w:ascii="Arial" w:hAnsi="Arial" w:cs="Arial"/>
-          <w:lang w:val="pt-BR"/>
-        </w:rPr>
-      </w:pPr>
-      <w:r>
-        <w:rPr>
-          <w:rFonts w:ascii="Arial" w:hAnsi="Arial" w:cs="Arial"/>
-          <w:lang w:val="pt-BR"/>
-        </w:rPr>
-        <w:t>É importante destacar que regras de associação não indicam relações de causa e efeito. Dessa forma, os resultados devem ser interpretados como padrões de coocorrência observados nos dados analisados, e não como evidência de que uma variável causa diretamente a redução da natalidade.</w:t>
-      </w:r>
-    </w:p>
-    <w:p>
-      <w:pPr>
-        <w:pStyle w:val="BodyText"/>
-        <w:rPr>
-          <w:rFonts w:ascii="Arial" w:hAnsi="Arial" w:cs="Arial"/>
-          <w:lang w:val="pt-BR"/>
-        </w:rPr>
-      </w:pPr>
-      <w:r>
-        <w:rPr>
-          <w:rFonts w:ascii="Arial" w:hAnsi="Arial" w:cs="Arial"/>
-          <w:lang w:val="pt-BR"/>
-        </w:rPr>
-        <w:t>Os padrões encontrados demonstram o potencial das técnicas de mineração de dados na exploração de grandes bases demográficas e podem auxiliar na compreensão das transformações populacionais brasileiras.</w:t>
-      </w:r>
-    </w:p>
-    <w:p>
-      <w:pPr>
-        <w:pStyle w:val="Heading1"/>
-        <w:rPr>
-          <w:rFonts w:ascii="Arial" w:hAnsi="Arial" w:cs="Arial"/>
-          <w:color w:val="auto"/>
-          <w:lang w:val="pt-BR"/>
+          <w:sz w:val="20"/>
+          <w:szCs w:val="20"/>
+          <w:lang w:val="pt-BR"/>
+        </w:rPr>
+        <w:t>Tabela 2</w:t>
+      </w:r>
+      <w:r>
+        <w:rPr>
+          <w:rFonts w:ascii="Arial" w:hAnsi="Arial" w:cs="Arial"/>
+          <w:b/>
+          <w:bCs/>
+          <w:sz w:val="20"/>
+          <w:szCs w:val="20"/>
+          <w:lang w:val="pt-BR"/>
+        </w:rPr>
+        <w:t xml:space="preserve">: </w:t>
+      </w:r>
+      <w:r>
+        <w:rPr>
+          <w:rFonts w:ascii="Arial" w:hAnsi="Arial" w:cs="Arial"/>
+          <w:sz w:val="20"/>
+          <w:szCs w:val="20"/>
+          <w:lang w:val="pt-BR"/>
+        </w:rPr>
+        <w:t>Principais regras de associação relacionadas à queda da natalidade.</w:t>
+      </w:r>
+    </w:p>
+    <w:p>
+      <w:pPr>
+        <w:pStyle w:val="NormalWeb"/>
+        <w:rPr>
+          <w:rFonts w:ascii="Arial" w:hAnsi="Arial" w:cs="Arial"/>
         </w:rPr>
       </w:pPr>
       <w:bookmarkStart w:id="11" w:name="regras-de-associação"/>
@@ -1663,75 +1953,158 @@
       <w:r>
         <w:rPr>
           <w:rFonts w:ascii="Arial" w:hAnsi="Arial" w:cs="Arial"/>
+        </w:rPr>
+        <w:t>As regras de associação identificadas pelo algoritmo Apriori demonstraram padrões frequentes envolvendo maior escolaridade materna, maior proporção de mães entre 30 e 34 anos, maior frequência de consultas pré-natal e maior ocorrência de cesarianas. Esses padrões podem refletir características associadas a regiões com maior desenvolvimento urbano e mudanças nos perfis reprodutivos observados nas últimas décadas.</w:t>
+      </w:r>
+    </w:p>
+    <w:p>
+      <w:pPr>
+        <w:pStyle w:val="NormalWeb"/>
+        <w:rPr>
+          <w:rFonts w:ascii="Arial" w:hAnsi="Arial" w:cs="Arial"/>
+        </w:rPr>
+      </w:pPr>
+      <w:r>
+        <w:rPr>
+          <w:rFonts w:ascii="Arial" w:hAnsi="Arial" w:cs="Arial"/>
+        </w:rPr>
+        <w:t>Além disso, a regra envolvendo maior proporção de mães entre 35 e 39 anos e maior redução da natalidade sugere possível relação entre o adiamento da maternidade e a diminuição do número de nascimentos. Esse comportamento é frequentemente discutido em estudos demográficos como consequência de mudanças sociais, econômicas e profissionais relacionadas ao planejamento familiar.</w:t>
+      </w:r>
+    </w:p>
+    <w:p>
+      <w:pPr>
+        <w:pStyle w:val="NormalWeb"/>
+        <w:rPr>
+          <w:rFonts w:ascii="Arial" w:hAnsi="Arial" w:cs="Arial"/>
+        </w:rPr>
+      </w:pPr>
+      <w:r>
+        <w:rPr>
+          <w:rFonts w:ascii="Arial" w:hAnsi="Arial" w:cs="Arial"/>
+        </w:rPr>
+        <w:t>Entretanto, é importante destacar que as regras de associação identificam apenas padrões de coocorrência entre variáveis, não representando relações diretas de causa e efeito.</w:t>
+      </w:r>
+    </w:p>
+    <w:p>
+      <w:pPr>
+        <w:pStyle w:val="Heading1"/>
+        <w:rPr>
+          <w:rFonts w:ascii="Arial" w:hAnsi="Arial" w:cs="Arial"/>
           <w:color w:val="auto"/>
+          <w:sz w:val="36"/>
+          <w:szCs w:val="36"/>
+          <w:lang w:val="pt-BR"/>
+        </w:rPr>
+      </w:pPr>
+      <w:r>
+        <w:rPr>
+          <w:rFonts w:ascii="Arial" w:hAnsi="Arial" w:cs="Arial"/>
+          <w:color w:val="auto"/>
+          <w:sz w:val="36"/>
+          <w:szCs w:val="36"/>
+          <w:lang w:val="pt-BR"/>
+        </w:rPr>
+        <w:t>5. CONCLUSÃO</w:t>
+      </w:r>
+    </w:p>
+    <w:p>
+      <w:pPr>
+        <w:pStyle w:val="FirstParagraph"/>
+        <w:rPr>
+          <w:rFonts w:ascii="Arial" w:hAnsi="Arial" w:cs="Arial"/>
+          <w:lang w:val="pt-BR"/>
+        </w:rPr>
+      </w:pPr>
+      <w:r>
+        <w:rPr>
+          <w:rFonts w:ascii="Arial" w:hAnsi="Arial" w:cs="Arial"/>
+          <w:lang w:val="pt-BR"/>
+        </w:rPr>
+        <w:t>Os resultados obtidos neste trabalho demonstram a existência de padrões importantes relacionados à redução da natalidade no Brasil e no mundo.</w:t>
+      </w:r>
+    </w:p>
+    <w:p>
+      <w:pPr>
+        <w:pStyle w:val="BodyText"/>
+        <w:rPr>
+          <w:rFonts w:ascii="Arial" w:hAnsi="Arial" w:cs="Arial"/>
+          <w:lang w:val="pt-BR"/>
+        </w:rPr>
+      </w:pPr>
+      <w:r>
+        <w:rPr>
+          <w:rFonts w:ascii="Arial" w:hAnsi="Arial" w:cs="Arial"/>
+          <w:lang w:val="pt-BR"/>
+        </w:rPr>
+        <w:t>A análise mundial evidenciou tendência contínua de redução das taxas de fecundidade e natalidade em diferentes países. Já a análise dos estados brasileiros permitiu identificar grupos com comportamentos semelhantes relacionados à evolução do número de nascidos vivos.</w:t>
+      </w:r>
+    </w:p>
+    <w:p>
+      <w:pPr>
+        <w:pStyle w:val="BodyText"/>
+        <w:rPr>
+          <w:rFonts w:ascii="Arial" w:hAnsi="Arial" w:cs="Arial"/>
+          <w:lang w:val="pt-BR"/>
+        </w:rPr>
+      </w:pPr>
+      <w:r>
+        <w:rPr>
+          <w:rFonts w:ascii="Arial" w:hAnsi="Arial" w:cs="Arial"/>
+          <w:lang w:val="pt-BR"/>
+        </w:rPr>
+        <w:t>Além disso, as regras de associação indicaram padrões frequentes entre características maternas e a queda da natalidade, destacando possíveis relações envolvendo escolaridade, idade materna e acompanhamento pré-natal.</w:t>
+      </w:r>
+    </w:p>
+    <w:p>
+      <w:pPr>
+        <w:pStyle w:val="BodyText"/>
+        <w:rPr>
+          <w:rFonts w:ascii="Arial" w:hAnsi="Arial" w:cs="Arial"/>
+          <w:lang w:val="pt-BR"/>
+        </w:rPr>
+      </w:pPr>
+      <w:r>
+        <w:rPr>
+          <w:rFonts w:ascii="Arial" w:hAnsi="Arial" w:cs="Arial"/>
+          <w:lang w:val="pt-BR"/>
+        </w:rPr>
+        <w:t xml:space="preserve">Os resultados reforçam a importância da utilização de técnicas de mineração de dados na análise de grandes bases demográficas, possibilitando a </w:t>
+      </w:r>
+      <w:r>
+        <w:rPr>
+          <w:rFonts w:ascii="Arial" w:hAnsi="Arial" w:cs="Arial"/>
           <w:lang w:val="pt-BR"/>
         </w:rPr>
         <w:lastRenderedPageBreak/>
-        <w:t>5. CONCLUSÃO</w:t>
-      </w:r>
-    </w:p>
-    <w:p>
-      <w:pPr>
-        <w:pStyle w:val="FirstParagraph"/>
-        <w:rPr>
-          <w:rFonts w:ascii="Arial" w:hAnsi="Arial" w:cs="Arial"/>
-          <w:lang w:val="pt-BR"/>
-        </w:rPr>
-      </w:pPr>
-      <w:r>
-        <w:rPr>
-          <w:rFonts w:ascii="Arial" w:hAnsi="Arial" w:cs="Arial"/>
-          <w:lang w:val="pt-BR"/>
-        </w:rPr>
-        <w:t>Os resultados obtidos neste trabalho demonstram a existência de padrões importantes relacionados à redução da natalidade no Brasil e no mundo.</w:t>
-      </w:r>
-    </w:p>
-    <w:p>
-      <w:pPr>
-        <w:pStyle w:val="BodyText"/>
-        <w:rPr>
-          <w:rFonts w:ascii="Arial" w:hAnsi="Arial" w:cs="Arial"/>
-          <w:lang w:val="pt-BR"/>
-        </w:rPr>
-      </w:pPr>
-      <w:r>
-        <w:rPr>
-          <w:rFonts w:ascii="Arial" w:hAnsi="Arial" w:cs="Arial"/>
-          <w:lang w:val="pt-BR"/>
-        </w:rPr>
-        <w:t>A análise mundial evidenciou tendência contínua de redução das taxas de fecundidade e natalidade em diferentes países. Já a análise dos estados brasileiros permitiu identificar grupos com comportamentos semelhantes relacionados à evolução do número de nascidos vivos.</w:t>
-      </w:r>
-    </w:p>
-    <w:p>
-      <w:pPr>
-        <w:pStyle w:val="BodyText"/>
-        <w:rPr>
-          <w:rFonts w:ascii="Arial" w:hAnsi="Arial" w:cs="Arial"/>
-          <w:lang w:val="pt-BR"/>
-        </w:rPr>
-      </w:pPr>
-      <w:r>
-        <w:rPr>
-          <w:rFonts w:ascii="Arial" w:hAnsi="Arial" w:cs="Arial"/>
-          <w:lang w:val="pt-BR"/>
-        </w:rPr>
-        <w:t>Além disso, as regras de associação indicaram padrões frequentes entre características maternas e a queda da natalidade, destacando possíveis relações envolvendo escolaridade, idade materna e acompanhamento pré-natal.</w:t>
-      </w:r>
-    </w:p>
-    <w:p>
-      <w:pPr>
-        <w:pStyle w:val="BodyText"/>
-        <w:rPr>
-          <w:rFonts w:ascii="Arial" w:hAnsi="Arial" w:cs="Arial"/>
-          <w:lang w:val="pt-BR"/>
-        </w:rPr>
-      </w:pPr>
-      <w:r>
-        <w:rPr>
-          <w:rFonts w:ascii="Arial" w:hAnsi="Arial" w:cs="Arial"/>
-          <w:lang w:val="pt-BR"/>
-        </w:rPr>
-        <w:t>Os resultados reforçam a importância da utilização de técnicas de mineração de dados na análise de grandes bases demográficas, possibilitando a identificação de padrões relevantes e contribuindo para estudos populacionais e planejamento de políticas públicas.</w:t>
+        <w:t>identificação de padrões relevantes e contribuindo para estudos populacionais e planejamento de políticas públicas.</w:t>
+      </w:r>
+    </w:p>
+    <w:p>
+      <w:pPr>
+        <w:pStyle w:val="NormalWeb"/>
+        <w:rPr>
+          <w:rFonts w:ascii="Arial" w:hAnsi="Arial" w:cs="Arial"/>
+        </w:rPr>
+      </w:pPr>
+      <w:r>
+        <w:rPr>
+          <w:rFonts w:ascii="Arial" w:hAnsi="Arial" w:cs="Arial"/>
+        </w:rPr>
+        <w:t>Os resultados obtidos reforçam que a redução da natalidade representa um fenômeno complexo e multifatorial, influenciado por aspectos sociais, econômicos, culturais e demográficos. As diferenças observadas entre os clusters demonstram que a transição demográfica brasileira ocorre de maneira heterogênea entre os estados, evidenciando a importância de análises regionais para melhor compreensão dessas transformações populacionais.</w:t>
+      </w:r>
+    </w:p>
+    <w:p>
+      <w:pPr>
+        <w:pStyle w:val="NormalWeb"/>
+        <w:rPr>
+          <w:rFonts w:ascii="Arial" w:hAnsi="Arial" w:cs="Arial"/>
+        </w:rPr>
+      </w:pPr>
+      <w:r>
+        <w:rPr>
+          <w:rFonts w:ascii="Arial" w:hAnsi="Arial" w:cs="Arial"/>
+        </w:rPr>
+        <w:t>Além disso, os padrões encontrados pelas regras de associação sugerem possíveis relações entre escolaridade materna, adiamento da maternidade, acompanhamento pré-natal e redução do número de nascimentos, reforçando tendências frequentemente discutidas em estudos demográficos contemporâneos.</w:t>
       </w:r>
     </w:p>
     <w:p>
@@ -1756,6 +2129,8 @@
         <w:rPr>
           <w:rFonts w:ascii="Arial" w:hAnsi="Arial" w:cs="Arial"/>
           <w:color w:val="auto"/>
+          <w:sz w:val="36"/>
+          <w:szCs w:val="36"/>
           <w:lang w:val="pt-BR"/>
         </w:rPr>
       </w:pPr>
@@ -1765,6 +2140,8 @@
         <w:rPr>
           <w:rFonts w:ascii="Arial" w:hAnsi="Arial" w:cs="Arial"/>
           <w:color w:val="auto"/>
+          <w:sz w:val="36"/>
+          <w:szCs w:val="36"/>
           <w:lang w:val="pt-BR"/>
         </w:rPr>
         <w:t>AGRADECIMENTOS</w:t>
@@ -1792,6 +2169,7 @@
         <w:jc w:val="center"/>
         <w:rPr>
           <w:rFonts w:ascii="Arial" w:hAnsi="Arial" w:cs="Arial"/>
+          <w:lang w:val="pt-BR"/>
         </w:rPr>
       </w:pPr>
     </w:p>
@@ -1801,6 +2179,7 @@
         <w:jc w:val="center"/>
         <w:rPr>
           <w:rFonts w:ascii="Arial" w:hAnsi="Arial" w:cs="Arial"/>
+          <w:lang w:val="pt-BR"/>
         </w:rPr>
       </w:pPr>
     </w:p>
@@ -1810,6 +2189,7 @@
         <w:jc w:val="center"/>
         <w:rPr>
           <w:rFonts w:ascii="Arial" w:hAnsi="Arial" w:cs="Arial"/>
+          <w:lang w:val="pt-BR"/>
         </w:rPr>
       </w:pPr>
     </w:p>
@@ -1819,6 +2199,7 @@
         <w:jc w:val="center"/>
         <w:rPr>
           <w:rFonts w:ascii="Arial" w:hAnsi="Arial" w:cs="Arial"/>
+          <w:lang w:val="pt-BR"/>
         </w:rPr>
       </w:pPr>
     </w:p>
@@ -1828,6 +2209,7 @@
         <w:jc w:val="center"/>
         <w:rPr>
           <w:rFonts w:ascii="Arial" w:hAnsi="Arial" w:cs="Arial"/>
+          <w:lang w:val="pt-BR"/>
         </w:rPr>
       </w:pPr>
     </w:p>
@@ -1837,6 +2219,7 @@
         <w:jc w:val="center"/>
         <w:rPr>
           <w:rFonts w:ascii="Arial" w:hAnsi="Arial" w:cs="Arial"/>
+          <w:lang w:val="pt-BR"/>
         </w:rPr>
       </w:pPr>
     </w:p>
@@ -1846,6 +2229,7 @@
         <w:jc w:val="center"/>
         <w:rPr>
           <w:rFonts w:ascii="Arial" w:hAnsi="Arial" w:cs="Arial"/>
+          <w:lang w:val="pt-BR"/>
         </w:rPr>
       </w:pPr>
     </w:p>
@@ -1855,6 +2239,7 @@
         <w:jc w:val="center"/>
         <w:rPr>
           <w:rFonts w:ascii="Arial" w:hAnsi="Arial" w:cs="Arial"/>
+          <w:lang w:val="pt-BR"/>
         </w:rPr>
       </w:pPr>
     </w:p>
@@ -1864,6 +2249,8 @@
         <w:rPr>
           <w:rFonts w:ascii="Arial" w:hAnsi="Arial" w:cs="Arial"/>
           <w:color w:val="auto"/>
+          <w:sz w:val="36"/>
+          <w:szCs w:val="36"/>
         </w:rPr>
       </w:pPr>
       <w:bookmarkStart w:id="15" w:name="referências"/>
@@ -1872,6 +2259,8 @@
         <w:rPr>
           <w:rFonts w:ascii="Arial" w:hAnsi="Arial" w:cs="Arial"/>
           <w:color w:val="auto"/>
+          <w:sz w:val="36"/>
+          <w:szCs w:val="36"/>
         </w:rPr>
         <w:t>REFERÊNCIAS</w:t>
       </w:r>
@@ -1932,30 +2321,30 @@
         <w:rPr>
           <w:rFonts w:ascii="Arial" w:hAnsi="Arial" w:cs="Arial"/>
         </w:rPr>
+        <w:t xml:space="preserve">WORLD BANK. World Development Indicators. </w:t>
+      </w:r>
+      <w:r>
+        <w:rPr>
+          <w:rFonts w:ascii="Arial" w:hAnsi="Arial" w:cs="Arial"/>
+          <w:lang w:val="pt-BR"/>
+        </w:rPr>
+        <w:t>Disponível em: https://data.worldbank.org/.</w:t>
+      </w:r>
+    </w:p>
+    <w:p>
+      <w:pPr>
+        <w:pStyle w:val="BodyText"/>
+        <w:rPr>
+          <w:rFonts w:ascii="Arial" w:hAnsi="Arial" w:cs="Arial"/>
+          <w:lang w:val="pt-BR"/>
+        </w:rPr>
+      </w:pPr>
+      <w:r>
+        <w:rPr>
+          <w:rFonts w:ascii="Arial" w:hAnsi="Arial" w:cs="Arial"/>
+          <w:lang w:val="pt-BR"/>
+        </w:rPr>
         <w:lastRenderedPageBreak/>
-        <w:t xml:space="preserve">WORLD BANK. World Development Indicators. </w:t>
-      </w:r>
-      <w:r>
-        <w:rPr>
-          <w:rFonts w:ascii="Arial" w:hAnsi="Arial" w:cs="Arial"/>
-          <w:lang w:val="pt-BR"/>
-        </w:rPr>
-        <w:t>Disponível em: https://data.worldbank.org/.</w:t>
-      </w:r>
-    </w:p>
-    <w:p>
-      <w:pPr>
-        <w:pStyle w:val="BodyText"/>
-        <w:rPr>
-          <w:rFonts w:ascii="Arial" w:hAnsi="Arial" w:cs="Arial"/>
-          <w:lang w:val="pt-BR"/>
-        </w:rPr>
-      </w:pPr>
-      <w:r>
-        <w:rPr>
-          <w:rFonts w:ascii="Arial" w:hAnsi="Arial" w:cs="Arial"/>
-          <w:lang w:val="pt-BR"/>
-        </w:rPr>
         <w:t>DATASUS – Sistema de Informações sobre Nascidos Vivos (SINASC). Disponível em: https://datasus.saude.gov.br/.</w:t>
       </w:r>
     </w:p>
@@ -2522,6 +2911,20 @@
     <w:qFormat/>
     <w:rsid w:val="00033B3C"/>
   </w:style>
+  <w:style w:type="paragraph" w:styleId="NormalWeb">
+    <w:name w:val="Normal (Web)"/>
+    <w:basedOn w:val="Normal"/>
+    <w:uiPriority w:val="99"/>
+    <w:unhideWhenUsed/>
+    <w:rsid w:val="00EC240A"/>
+    <w:pPr>
+      <w:spacing w:before="100" w:beforeAutospacing="1" w:after="100" w:afterAutospacing="1"/>
+    </w:pPr>
+    <w:rPr>
+      <w:rFonts w:ascii="Times New Roman" w:eastAsia="Times New Roman" w:hAnsi="Times New Roman" w:cs="Times New Roman"/>
+      <w:lang w:val="pt-BR" w:eastAsia="pt-BR"/>
+    </w:rPr>
+  </w:style>
 </w:styles>
 </file>
 

--- a/Aplicação de Técnicas de Mineração de Dados na Análise de Padrões Relacionados à Queda da Natalidade.docx
+++ b/Aplicação de Técnicas de Mineração de Dados na Análise de Padrões Relacionados à Queda da Natalidade.docx
@@ -166,7 +166,21 @@
           <w:rFonts w:ascii="Arial" w:hAnsi="Arial" w:cs="Arial"/>
         </w:rPr>
         <w:lastRenderedPageBreak/>
-        <w:t>birth rates, and maternal characteristics. The K-Means algorithm was applied for clustering analysis, while association rules were obtained using the Apriori algorithm. The results demonstrated a consistent declining trend in birth rates in different countries and enabled the identification of groups of Brazilian states with similar patterns of reduction in the number of births. In addition, the association rules indicated frequent patterns involving maternal education, maternal age, prenatal care, and declining birth rates. The results reinforce the importance of using data mining techniques in the analysis of demographic and social phenomena.</w:t>
+        <w:t xml:space="preserve">birth rates, and maternal characteristics. The K-Means algorithm was applied for clustering analysis, while association rules were obtained using the </w:t>
+      </w:r>
+      <w:proofErr w:type="spellStart"/>
+      <w:r>
+        <w:rPr>
+          <w:rFonts w:ascii="Arial" w:hAnsi="Arial" w:cs="Arial"/>
+        </w:rPr>
+        <w:t>Apriori</w:t>
+      </w:r>
+      <w:proofErr w:type="spellEnd"/>
+      <w:r>
+        <w:rPr>
+          <w:rFonts w:ascii="Arial" w:hAnsi="Arial" w:cs="Arial"/>
+        </w:rPr>
+        <w:t xml:space="preserve"> algorithm. The results demonstrated a consistent declining trend in birth rates in different countries and enabled the identification of groups of Brazilian states with similar patterns of reduction in the number of births. In addition, the association rules indicated frequent patterns involving maternal education, maternal age, prenatal care, and declining birth rates. The results reinforce the importance of using data mining techniques in the analysis of demographic and social phenomena.</w:t>
       </w:r>
     </w:p>
     <w:p>
@@ -244,7 +258,14 @@
           <w:rFonts w:ascii="Arial" w:hAnsi="Arial" w:cs="Arial"/>
           <w:lang w:val="pt-BR"/>
         </w:rPr>
-        <w:t>No Brasil, essa tendência também pode ser observada de forma expressiva. Dados do Instituto Brasileiro de Geografia e Estatística (IBGE) demonstram que a taxa de fecundidade brasileira apresentou forte redução ao longo das últimas décadas, atingindo níveis inferiores à taxa de reposição populacional. Além disso, dados do Sistema de Informações sobre Nascidos Vivos (SINASC/DATASUS) indicam diminuição progressiva do número de nascimentos em diferentes estados brasileiros.</w:t>
+        <w:t xml:space="preserve">No Brasil, essa tendência também pode ser observada de forma expressiva. Dados do Instituto Brasileiro de Geografia e Estatística (IBGE) demonstram que a taxa de fecundidade brasileira apresentou forte redução ao longo das últimas décadas, atingindo níveis inferiores à taxa de reposição populacional. </w:t>
+      </w:r>
+      <w:r>
+        <w:rPr>
+          <w:rFonts w:ascii="Arial" w:hAnsi="Arial" w:cs="Arial"/>
+          <w:lang w:val="pt-BR"/>
+        </w:rPr>
+        <w:t>Além disso, dados do Sistema de Informações sobre Nascidos Vivos (SINASC/DATASUS) evidenciam uma tendência contínua de queda no número de nascimentos em diferentes estados brasileiros.</w:t>
       </w:r>
     </w:p>
     <w:p>
@@ -276,7 +297,14 @@
           <w:rFonts w:ascii="Arial" w:hAnsi="Arial" w:cs="Arial"/>
           <w:lang w:val="pt-BR"/>
         </w:rPr>
-        <w:t>Nesse contexto, técnicas de mineração de dados podem auxiliar na identificação de padrões e tendências em grandes bases de dados demográficos. Métodos de aprendizado não supervisionado, como algoritmos de agrupamento e regras de associação, permitem explorar relações entre variáveis e identificar comportamentos semelhantes entre regiões e períodos temporais.</w:t>
+        <w:t xml:space="preserve">Nesse contexto, técnicas de mineração de dados podem auxiliar na identificação de padrões e tendências em grandes bases de dados demográficos. </w:t>
+      </w:r>
+      <w:r>
+        <w:rPr>
+          <w:rFonts w:ascii="Arial" w:hAnsi="Arial" w:cs="Arial"/>
+          <w:lang w:val="pt-BR"/>
+        </w:rPr>
+        <w:t>Métodos de aprendizado não supervisionado, como algoritmos de agrupamento e regras de associação, possibilitam identificar padrões ocultos, relações entre variáveis e similaridades entre regiões e períodos temporais.</w:t>
       </w:r>
     </w:p>
     <w:p>
@@ -387,7 +415,19 @@
         <w:rPr>
           <w:rFonts w:ascii="Arial" w:hAnsi="Arial" w:cs="Arial"/>
         </w:rPr>
-        <w:t>Nesse contexto, a utilização de técnicas de mineração de dados permite explorar grandes bases públicas de forma automatizada, contribuindo para identificação de padrões muitas vezes difíceis de serem observados através de análises tradicionais. Dessa forma, o presente trabalho busca não apenas aplicar algoritmos computacionais, mas também contribuir para compreensão de um fenômeno populacional contemporâneo com impactos sociais relevantes.</w:t>
+        <w:t>Nesse contexto, técnicas de mineração de dados permitem analisar grandes volumes de informações de forma automatizada, contribuindo para identificação de padrões que muitas vezes não são facilmente observados por métodos estatísticos tradicionais.</w:t>
+      </w:r>
+      <w:r>
+        <w:rPr>
+          <w:rFonts w:ascii="Arial" w:hAnsi="Arial" w:cs="Arial"/>
+        </w:rPr>
+        <w:t xml:space="preserve"> </w:t>
+      </w:r>
+      <w:r>
+        <w:rPr>
+          <w:rFonts w:ascii="Arial" w:hAnsi="Arial" w:cs="Arial"/>
+        </w:rPr>
+        <w:t>Dessa forma, o presente trabalho busca não apenas aplicar algoritmos computacionais, mas também contribuir para compreensão de um fenômeno populacional contemporâneo com impactos sociais relevantes.</w:t>
       </w:r>
     </w:p>
     <w:p>
@@ -530,7 +570,23 @@
           <w:rFonts w:ascii="Arial" w:hAnsi="Arial" w:cs="Arial"/>
           <w:lang w:val="pt-BR"/>
         </w:rPr>
-        <w:t>Diversos estudos vêm utilizando técnicas de mineração de dados em áreas relacionadas à saúde pública, economia e análise populacional, demonstrando o potencial desses métodos na identificação de padrões relevantes em grandes bases de dados demográficos.</w:t>
+        <w:t>Nas últimas décadas, diversos países passaram por importantes transformações demográficas caracterizadas pela redução das taxas de fecundidade e envelhecimento populacional. Segundo o Instituto Brasileiro de Geografia e Estatística (IBGE), o Brasil vem apresentando queda contínua da taxa de natalidade, acompanhando tendências observadas em países desenvolvidos e em desenvolvimento. Esse fenômeno tem sido associado a fatores econômicos, sociais e culturais, como aumento da escolaridade, urbanização, inserção feminina no mercado de trabalho e mudanças nos padrões familiares.</w:t>
+      </w:r>
+    </w:p>
+    <w:p>
+      <w:pPr>
+        <w:pStyle w:val="BodyText"/>
+        <w:rPr>
+          <w:rFonts w:ascii="Arial" w:hAnsi="Arial" w:cs="Arial"/>
+          <w:lang w:val="pt-BR"/>
+        </w:rPr>
+      </w:pPr>
+      <w:r>
+        <w:rPr>
+          <w:rFonts w:ascii="Arial" w:hAnsi="Arial" w:cs="Arial"/>
+          <w:lang w:val="pt-BR"/>
+        </w:rPr>
+        <w:t>Dessa forma, a aplicação de técnicas de mineração de dados em bases demográficas apresenta potencial para auxiliar na identificação de padrões populacionais complexos, contribuindo para análises exploratórias e suporte à tomada de decisão em políticas públicas.</w:t>
       </w:r>
     </w:p>
     <w:p>
@@ -620,7 +676,15 @@
           <w:rFonts w:ascii="Arial" w:hAnsi="Arial" w:cs="Arial"/>
           <w:lang w:val="pt-BR"/>
         </w:rPr>
-        <w:t>Os dados brasileiros foram obtidos através do Sistema de Informações sobre Nascidos Vivos (SINASC/DATASUS), contendo informações relacionadas ao número de nascidos vivos por estado, idade da mãe, escolaridade materna, número de consultas pré-natal e tipo de parto.</w:t>
+        <w:t xml:space="preserve">Os dados brasileiros foram obtidos através do Sistema de Informações sobre Nascidos Vivos (SINASC/DATASUS), contendo informações relacionadas ao </w:t>
+      </w:r>
+      <w:r>
+        <w:rPr>
+          <w:rFonts w:ascii="Arial" w:hAnsi="Arial" w:cs="Arial"/>
+          <w:lang w:val="pt-BR"/>
+        </w:rPr>
+        <w:lastRenderedPageBreak/>
+        <w:t>número de nascidos vivos por estado, idade da mãe, escolaridade materna, número de consultas pré-natal e tipo de parto.</w:t>
       </w:r>
     </w:p>
     <w:p>
@@ -637,6 +701,20 @@
           <w:lang w:val="pt-BR"/>
         </w:rPr>
         <w:t>Para análise da evolução da natalidade no Brasil foram utilizados dados entre os anos de 2000 e 2024 considerando os nascimentos por residência da mãe, uma vez que essa variável representa de forma mais adequada a distribuição territorial da natalidade.</w:t>
+      </w:r>
+    </w:p>
+    <w:p>
+      <w:pPr>
+        <w:pStyle w:val="NormalWeb"/>
+        <w:rPr>
+          <w:rFonts w:ascii="Arial" w:hAnsi="Arial" w:cs="Arial"/>
+        </w:rPr>
+      </w:pPr>
+      <w:r>
+        <w:rPr>
+          <w:rFonts w:ascii="Arial" w:hAnsi="Arial" w:cs="Arial"/>
+        </w:rPr>
+        <w:t>No conjunto de dados brasileiro foram analisados registros anuais referentes aos 26 estados brasileiros e ao Distrito Federal entre os anos de 2000 e 2024, totalizando centenas de registros temporais relacionados à natalidade. Já a base internacional contemplou informações de sete países ao longo do mesmo período, incluindo indicadores de taxa de fecundidade e taxa bruta de natalidade. Entre os principais atributos analisados destacam-se número de nascidos vivos, idade materna, escolaridade da mãe, número de consultas pré-natal e tipo de parto.</w:t>
       </w:r>
     </w:p>
     <w:p>
@@ -688,7 +766,6 @@
           <w:rFonts w:ascii="Arial" w:hAnsi="Arial" w:cs="Arial"/>
           <w:lang w:val="pt-BR"/>
         </w:rPr>
-        <w:lastRenderedPageBreak/>
         <w:t>Foram removidos registros inconsistentes e valores ausentes. Os dados também foram convertidos para formatos numéricos adequados para análise temporal e aplicação dos algoritmos.</w:t>
       </w:r>
     </w:p>
@@ -722,6 +799,20 @@
           <w:lang w:val="pt-BR"/>
         </w:rPr>
         <w:t>Para a aplicação do algoritmo Apriori, os dados foram transformados em categorias binárias utilizando valores acima ou abaixo da mediana dos indicadores analisados, conforme exigido pelo algoritmo de regras de associação.</w:t>
+      </w:r>
+    </w:p>
+    <w:p>
+      <w:pPr>
+        <w:pStyle w:val="NormalWeb"/>
+        <w:rPr>
+          <w:rFonts w:ascii="Arial" w:hAnsi="Arial" w:cs="Arial"/>
+        </w:rPr>
+      </w:pPr>
+      <w:r>
+        <w:rPr>
+          <w:rFonts w:ascii="Arial" w:hAnsi="Arial" w:cs="Arial"/>
+        </w:rPr>
+        <w:t>Todas as análises foram realizadas utilizando a linguagem Python em ambiente Jupyter Notebook. Entre as principais bibliotecas utilizadas destacam-se pandas para manipulação de dados, scikit-learn para aplicação dos algoritmos de agrupamento e normalização, mlxtend para geração das regras de associação e matplotlib e seaborn para construção dos gráficos e visualizações dos resultados.</w:t>
       </w:r>
     </w:p>
     <w:p>
@@ -774,11 +865,13 @@
           <w:rFonts w:ascii="Arial" w:hAnsi="Arial" w:cs="Arial"/>
           <w:b/>
           <w:bCs/>
-          <w:noProof/>
-          <w:lang w:val="pt-BR"/>
-        </w:rPr>
+          <w:sz w:val="20"/>
+          <w:szCs w:val="20"/>
+          <w:lang w:val="pt-BR"/>
+        </w:rPr>
+        <w:lastRenderedPageBreak/>
         <w:drawing>
-          <wp:inline distT="0" distB="0" distL="0" distR="0" wp14:anchorId="465AB6D2" wp14:editId="03D2460E">
+          <wp:inline distT="0" distB="0" distL="0" distR="0" wp14:anchorId="67FD8BAF" wp14:editId="7FBB23B9">
             <wp:extent cx="5400040" cy="2921000"/>
             <wp:effectExtent l="0" t="0" r="0" b="0"/>
             <wp:docPr id="1" name="Picture 1"/>
@@ -891,15 +984,15 @@
           <w:rFonts w:ascii="Arial" w:hAnsi="Arial" w:cs="Arial"/>
           <w:b/>
           <w:bCs/>
-          <w:noProof/>
-          <w:lang w:val="pt-BR"/>
-        </w:rPr>
-        <w:lastRenderedPageBreak/>
+          <w:sz w:val="20"/>
+          <w:szCs w:val="20"/>
+          <w:lang w:val="pt-BR"/>
+        </w:rPr>
         <w:drawing>
-          <wp:inline distT="0" distB="0" distL="0" distR="0" wp14:anchorId="1124E6DF" wp14:editId="14F8C3AB">
+          <wp:inline distT="0" distB="0" distL="0" distR="0" wp14:anchorId="57CDE348" wp14:editId="3909673A">
             <wp:extent cx="5400040" cy="2921000"/>
             <wp:effectExtent l="0" t="0" r="0" b="0"/>
-            <wp:docPr id="2" name="Picture 2"/>
+            <wp:docPr id="9" name="Picture 9"/>
             <wp:cNvGraphicFramePr>
               <a:graphicFrameLocks xmlns:a="http://schemas.openxmlformats.org/drawingml/2006/main" noChangeAspect="1"/>
             </wp:cNvGraphicFramePr>
@@ -1003,6 +1096,7 @@
           <w:rFonts w:ascii="Arial" w:hAnsi="Arial" w:cs="Arial"/>
           <w:lang w:val="pt-BR"/>
         </w:rPr>
+        <w:lastRenderedPageBreak/>
         <w:t>De forma geral, a análise mundial demonstrou que a redução da natalidade não é um fenômeno exclusivo do Brasil, mas parte de uma tendência observada em diferentes contextos sociais e econômicos.</w:t>
       </w:r>
     </w:p>
@@ -1056,14 +1150,15 @@
           <w:rFonts w:ascii="Arial" w:hAnsi="Arial" w:cs="Arial"/>
           <w:b/>
           <w:bCs/>
-          <w:noProof/>
+          <w:sz w:val="20"/>
+          <w:szCs w:val="20"/>
           <w:lang w:val="pt-BR"/>
         </w:rPr>
         <w:drawing>
-          <wp:inline distT="0" distB="0" distL="0" distR="0" wp14:anchorId="0E3FF92A" wp14:editId="71B385F5">
+          <wp:inline distT="0" distB="0" distL="0" distR="0" wp14:anchorId="7E7B17A3" wp14:editId="06C4ECFF">
             <wp:extent cx="5400040" cy="2921000"/>
             <wp:effectExtent l="0" t="0" r="0" b="0"/>
-            <wp:docPr id="3" name="Picture 3"/>
+            <wp:docPr id="7" name="Picture 7"/>
             <wp:cNvGraphicFramePr>
               <a:graphicFrameLocks xmlns:a="http://schemas.openxmlformats.org/drawingml/2006/main" noChangeAspect="1"/>
             </wp:cNvGraphicFramePr>
@@ -1151,7 +1246,6 @@
           <w:rFonts w:ascii="Arial" w:hAnsi="Arial" w:cs="Arial"/>
           <w:lang w:val="pt-BR"/>
         </w:rPr>
-        <w:lastRenderedPageBreak/>
         <w:t>A Figura 3 evidencia uma tendência de redução no número de nascidos vivos no Brasil ao longo do período analisado, especialmente nos anos mais recentes. Esse comportamento reforça a relevância da análise regional, uma vez que a intensidade da queda pode variar entre os estados brasileiros.</w:t>
       </w:r>
     </w:p>
@@ -1217,14 +1311,16 @@
           <w:rFonts w:ascii="Arial" w:hAnsi="Arial" w:cs="Arial"/>
           <w:b/>
           <w:bCs/>
-          <w:noProof/>
-          <w:lang w:val="pt-BR"/>
-        </w:rPr>
+          <w:sz w:val="20"/>
+          <w:szCs w:val="20"/>
+          <w:lang w:val="pt-BR"/>
+        </w:rPr>
+        <w:lastRenderedPageBreak/>
         <w:drawing>
-          <wp:inline distT="0" distB="0" distL="0" distR="0" wp14:anchorId="4D566626" wp14:editId="2350C84E">
+          <wp:inline distT="0" distB="0" distL="0" distR="0" wp14:anchorId="6B910B36" wp14:editId="73E04826">
             <wp:extent cx="5400040" cy="3343910"/>
             <wp:effectExtent l="0" t="0" r="0" b="8890"/>
-            <wp:docPr id="5" name="Picture 5"/>
+            <wp:docPr id="8" name="Picture 8"/>
             <wp:cNvGraphicFramePr>
               <a:graphicFrameLocks xmlns:a="http://schemas.openxmlformats.org/drawingml/2006/main" noChangeAspect="1"/>
             </wp:cNvGraphicFramePr>
@@ -1786,18 +1882,25 @@
     </w:p>
     <w:p>
       <w:pPr>
-        <w:pStyle w:val="FirstParagraph"/>
-        <w:rPr>
-          <w:rFonts w:ascii="Arial" w:hAnsi="Arial" w:cs="Arial"/>
-          <w:lang w:val="pt-BR"/>
-        </w:rPr>
-      </w:pPr>
-      <w:r>
-        <w:rPr>
-          <w:rFonts w:ascii="Arial" w:hAnsi="Arial" w:cs="Arial"/>
-          <w:lang w:val="pt-BR"/>
-        </w:rPr>
-        <w:t>A análise de regras de associação foi realizada utilizando o algoritmo Apriori, implementado através da biblioteca mlxtend. O objetivo dessa etapa foi identificar padrões frequentes de coocorrência entre a redução do número de nascimentos e características maternas e assistenciais dos estados brasileiros.</w:t>
+        <w:pStyle w:val="NormalWeb"/>
+      </w:pPr>
+      <w:r>
+        <w:rPr>
+          <w:rFonts w:ascii="Arial" w:hAnsi="Arial" w:cs="Arial"/>
+        </w:rPr>
+        <w:t>A análise de regras de associação foi realizada utilizando o algoritmo Apriori, implementado através da biblioteca mlxtend. O algoritmo foi escolhido devido à sua ampla utilização na identificação de padrões frequentes de coocorrência em bases de dados categóricas, sendo uma das principais técnicas utilizadas em mineração de dados para descoberta de associações entre variáveis</w:t>
+      </w:r>
+      <w:r>
+        <w:rPr>
+          <w:rFonts w:ascii="Arial" w:hAnsi="Arial" w:cs="Arial"/>
+        </w:rPr>
+        <w:t>.</w:t>
+      </w:r>
+      <w:r>
+        <w:rPr>
+          <w:rFonts w:ascii="Arial" w:hAnsi="Arial" w:cs="Arial"/>
+        </w:rPr>
+        <w:t xml:space="preserve"> O objetivo dessa etapa foi identificar padrões frequentes de coocorrência entre a redução do número de nascimentos e características maternas e assistenciais dos estados brasileiros.</w:t>
       </w:r>
     </w:p>
     <w:p>
@@ -1829,6 +1932,7 @@
           <w:rFonts w:ascii="Arial" w:hAnsi="Arial" w:cs="Arial"/>
           <w:lang w:val="pt-BR"/>
         </w:rPr>
+        <w:lastRenderedPageBreak/>
         <w:t>As regras foram avaliadas utilizando as métricas suporte, confiança e lift. O suporte indica a frequência com que determinada regra aparece na base; a confiança indica a probabilidade de ocorrência do consequente quando o antecedente está presente; e o lift indica a força da associação entre os itens da regra.</w:t>
       </w:r>
     </w:p>
@@ -1850,7 +1954,6 @@
           <w:sz w:val="20"/>
           <w:szCs w:val="20"/>
         </w:rPr>
-        <w:lastRenderedPageBreak/>
         <w:drawing>
           <wp:inline distT="0" distB="0" distL="0" distR="0" wp14:anchorId="6E1C57C8" wp14:editId="7417B3C3">
             <wp:extent cx="5909094" cy="2220067"/>
@@ -2052,23 +2155,7 @@
           <w:rFonts w:ascii="Arial" w:hAnsi="Arial" w:cs="Arial"/>
           <w:lang w:val="pt-BR"/>
         </w:rPr>
-        <w:t>Além disso, as regras de associação indicaram padrões frequentes entre características maternas e a queda da natalidade, destacando possíveis relações envolvendo escolaridade, idade materna e acompanhamento pré-natal.</w:t>
-      </w:r>
-    </w:p>
-    <w:p>
-      <w:pPr>
-        <w:pStyle w:val="BodyText"/>
-        <w:rPr>
-          <w:rFonts w:ascii="Arial" w:hAnsi="Arial" w:cs="Arial"/>
-          <w:lang w:val="pt-BR"/>
-        </w:rPr>
-      </w:pPr>
-      <w:r>
-        <w:rPr>
-          <w:rFonts w:ascii="Arial" w:hAnsi="Arial" w:cs="Arial"/>
-          <w:lang w:val="pt-BR"/>
-        </w:rPr>
-        <w:t xml:space="preserve">Os resultados reforçam a importância da utilização de técnicas de mineração de dados na análise de grandes bases demográficas, possibilitando a </w:t>
+        <w:t xml:space="preserve">Além disso, as regras de associação indicaram padrões frequentes entre características maternas e a queda da natalidade, destacando possíveis </w:t>
       </w:r>
       <w:r>
         <w:rPr>
@@ -2076,7 +2163,23 @@
           <w:lang w:val="pt-BR"/>
         </w:rPr>
         <w:lastRenderedPageBreak/>
-        <w:t>identificação de padrões relevantes e contribuindo para estudos populacionais e planejamento de políticas públicas.</w:t>
+        <w:t>relações envolvendo escolaridade, idade materna e acompanhamento pré-natal.</w:t>
+      </w:r>
+    </w:p>
+    <w:p>
+      <w:pPr>
+        <w:pStyle w:val="BodyText"/>
+        <w:rPr>
+          <w:rFonts w:ascii="Arial" w:hAnsi="Arial" w:cs="Arial"/>
+          <w:lang w:val="pt-BR"/>
+        </w:rPr>
+      </w:pPr>
+      <w:r>
+        <w:rPr>
+          <w:rFonts w:ascii="Arial" w:hAnsi="Arial" w:cs="Arial"/>
+          <w:lang w:val="pt-BR"/>
+        </w:rPr>
+        <w:t>Os resultados reforçam a importância da utilização de técnicas de mineração de dados na análise de grandes bases demográficas, possibilitando a identificação de padrões relevantes e contribuindo para estudos populacionais e planejamento de políticas públicas.</w:t>
       </w:r>
     </w:p>
     <w:p>
@@ -2321,6 +2424,7 @@
         <w:rPr>
           <w:rFonts w:ascii="Arial" w:hAnsi="Arial" w:cs="Arial"/>
         </w:rPr>
+        <w:lastRenderedPageBreak/>
         <w:t xml:space="preserve">WORLD BANK. World Development Indicators. </w:t>
       </w:r>
       <w:r>
@@ -2344,7 +2448,6 @@
           <w:rFonts w:ascii="Arial" w:hAnsi="Arial" w:cs="Arial"/>
           <w:lang w:val="pt-BR"/>
         </w:rPr>
-        <w:lastRenderedPageBreak/>
         <w:t>DATASUS – Sistema de Informações sobre Nascidos Vivos (SINASC). Disponível em: https://datasus.saude.gov.br/.</w:t>
       </w:r>
     </w:p>

--- a/Aplicação de Técnicas de Mineração de Dados na Análise de Padrões Relacionados à Queda da Natalidade.docx
+++ b/Aplicação de Técnicas de Mineração de Dados na Análise de Padrões Relacionados à Queda da Natalidade.docx
@@ -714,7 +714,19 @@
         <w:rPr>
           <w:rFonts w:ascii="Arial" w:hAnsi="Arial" w:cs="Arial"/>
         </w:rPr>
-        <w:t>No conjunto de dados brasileiro foram analisados registros anuais referentes aos 26 estados brasileiros e ao Distrito Federal entre os anos de 2000 e 2024, totalizando centenas de registros temporais relacionados à natalidade. Já a base internacional contemplou informações de sete países ao longo do mesmo período, incluindo indicadores de taxa de fecundidade e taxa bruta de natalidade. Entre os principais atributos analisados destacam-se número de nascidos vivos, idade materna, escolaridade da mãe, número de consultas pré-natal e tipo de parto.</w:t>
+        <w:t>No conjunto de dados brasileiro foram analisados registros anuais referentes aos 26 estados brasileiros e ao Distrito Federal entre 2000 e 2024. Considerando 27 unidades federativas ao longo de 25 anos, a base principal utilizada para a análise de agrupamento totalizou 675 registros temporais. Já a base internacional contemplou sete países no mesmo período, totalizando 175 registros por indicador analisado.</w:t>
+      </w:r>
+      <w:r>
+        <w:rPr>
+          <w:rFonts w:ascii="Arial" w:hAnsi="Arial" w:cs="Arial"/>
+        </w:rPr>
+        <w:t xml:space="preserve"> </w:t>
+      </w:r>
+      <w:r>
+        <w:rPr>
+          <w:rFonts w:ascii="Arial" w:hAnsi="Arial" w:cs="Arial"/>
+        </w:rPr>
+        <w:t>Já a base internacional contemplou informações de sete países ao longo do mesmo período, incluindo indicadores de taxa de fecundidade e taxa bruta de natalidade. Entre os principais atributos analisados destacam-se número de nascidos vivos, idade materna, escolaridade da mãe, número de consultas pré-natal e tipo de parto.</w:t>
       </w:r>
     </w:p>
     <w:p>
@@ -848,7 +860,15 @@
           <w:rFonts w:ascii="Arial" w:hAnsi="Arial" w:cs="Arial"/>
           <w:lang w:val="pt-BR"/>
         </w:rPr>
-        <w:t>A análise mundial foi realizada com o objetivo de contextualizar a queda da natalidade em diferentes países e comparar o comportamento brasileiro com outras realidades demográficas. Inicialmente, foi analisada a evolução da taxa de fecundidade entre 2000 e 2024, indicador que representa o número médio de filhos por mulher.</w:t>
+        <w:t xml:space="preserve">A análise mundial foi realizada com o objetivo de contextualizar a queda da natalidade em diferentes países e comparar o comportamento brasileiro com outras realidades demográficas. Inicialmente, foi analisada a evolução da taxa </w:t>
+      </w:r>
+      <w:r>
+        <w:rPr>
+          <w:rFonts w:ascii="Arial" w:hAnsi="Arial" w:cs="Arial"/>
+          <w:lang w:val="pt-BR"/>
+        </w:rPr>
+        <w:lastRenderedPageBreak/>
+        <w:t>de fecundidade entre 2000 e 2024, indicador que representa o número médio de filhos por mulher.</w:t>
       </w:r>
     </w:p>
     <w:p>
@@ -869,7 +889,6 @@
           <w:szCs w:val="20"/>
           <w:lang w:val="pt-BR"/>
         </w:rPr>
-        <w:lastRenderedPageBreak/>
         <w:drawing>
           <wp:inline distT="0" distB="0" distL="0" distR="0" wp14:anchorId="67FD8BAF" wp14:editId="7FBB23B9">
             <wp:extent cx="5400040" cy="2921000"/>
@@ -1080,6 +1099,7 @@
           <w:rFonts w:ascii="Arial" w:hAnsi="Arial" w:cs="Arial"/>
           <w:lang w:val="pt-BR"/>
         </w:rPr>
+        <w:lastRenderedPageBreak/>
         <w:t>A Figura 2 indica redução gradual da taxa bruta de natalidade nos países analisados. Esse comportamento reforça a existência de uma transformação demográfica ampla, associada a fatores como urbanização, envelhecimento populacional, aumento da escolaridade e mudanças nos padrões familiares.</w:t>
       </w:r>
     </w:p>
@@ -1096,7 +1116,6 @@
           <w:rFonts w:ascii="Arial" w:hAnsi="Arial" w:cs="Arial"/>
           <w:lang w:val="pt-BR"/>
         </w:rPr>
-        <w:lastRenderedPageBreak/>
         <w:t>De forma geral, a análise mundial demonstrou que a redução da natalidade não é um fenômeno exclusivo do Brasil, mas parte de uma tendência observada em diferentes contextos sociais e econômicos.</w:t>
       </w:r>
     </w:p>
@@ -2212,6 +2231,20 @@
     </w:p>
     <w:p>
       <w:pPr>
+        <w:pStyle w:val="NormalWeb"/>
+        <w:rPr>
+          <w:rFonts w:ascii="Arial" w:hAnsi="Arial" w:cs="Arial"/>
+        </w:rPr>
+      </w:pPr>
+      <w:r>
+        <w:rPr>
+          <w:rFonts w:ascii="Arial" w:hAnsi="Arial" w:cs="Arial"/>
+        </w:rPr>
+        <w:t>Apesar dos resultados obtidos, o estudo apresenta algumas limitações, como a utilização de uma abordagem exploratória e a ausência de variáveis econômicas detalhadas, como renda, custo de vida e indicadores de emprego. Além disso, as regras de associação indicam apenas padrões de coocorrência, não permitindo afirmar relações diretas de causa e efeito.</w:t>
+      </w:r>
+    </w:p>
+    <w:p>
+      <w:pPr>
         <w:pStyle w:val="BodyText"/>
         <w:rPr>
           <w:rFonts w:ascii="Arial" w:hAnsi="Arial" w:cs="Arial"/>
@@ -2365,6 +2398,7 @@
           <w:sz w:val="36"/>
           <w:szCs w:val="36"/>
         </w:rPr>
+        <w:lastRenderedPageBreak/>
         <w:t>REFERÊNCIAS</w:t>
       </w:r>
     </w:p>
@@ -2424,7 +2458,6 @@
         <w:rPr>
           <w:rFonts w:ascii="Arial" w:hAnsi="Arial" w:cs="Arial"/>
         </w:rPr>
-        <w:lastRenderedPageBreak/>
         <w:t xml:space="preserve">WORLD BANK. World Development Indicators. </w:t>
       </w:r>
       <w:r>

--- a/Aplicação de Técnicas de Mineração de Dados na Análise de Padrões Relacionados à Queda da Natalidade.docx
+++ b/Aplicação de Técnicas de Mineração de Dados na Análise de Padrões Relacionados à Queda da Natalidade.docx
@@ -885,6 +885,7 @@
           <w:rFonts w:ascii="Arial" w:hAnsi="Arial" w:cs="Arial"/>
           <w:b/>
           <w:bCs/>
+          <w:noProof/>
           <w:sz w:val="20"/>
           <w:szCs w:val="20"/>
           <w:lang w:val="pt-BR"/>
@@ -1003,6 +1004,7 @@
           <w:rFonts w:ascii="Arial" w:hAnsi="Arial" w:cs="Arial"/>
           <w:b/>
           <w:bCs/>
+          <w:noProof/>
           <w:sz w:val="20"/>
           <w:szCs w:val="20"/>
           <w:lang w:val="pt-BR"/>
@@ -1169,6 +1171,7 @@
           <w:rFonts w:ascii="Arial" w:hAnsi="Arial" w:cs="Arial"/>
           <w:b/>
           <w:bCs/>
+          <w:noProof/>
           <w:sz w:val="20"/>
           <w:szCs w:val="20"/>
           <w:lang w:val="pt-BR"/>
@@ -1330,6 +1333,7 @@
           <w:rFonts w:ascii="Arial" w:hAnsi="Arial" w:cs="Arial"/>
           <w:b/>
           <w:bCs/>
+          <w:noProof/>
           <w:sz w:val="20"/>
           <w:szCs w:val="20"/>
           <w:lang w:val="pt-BR"/>
@@ -1438,30 +1442,31 @@
     <w:p>
       <w:pPr>
         <w:pStyle w:val="BodyText"/>
-        <w:jc w:val="center"/>
-        <w:rPr>
-          <w:rFonts w:ascii="Arial" w:hAnsi="Arial" w:cs="Arial"/>
-          <w:sz w:val="20"/>
-          <w:szCs w:val="20"/>
-          <w:lang w:val="pt-BR"/>
-        </w:rPr>
-      </w:pPr>
-      <w:r>
-        <w:rPr>
-          <w:rFonts w:ascii="Arial" w:hAnsi="Arial" w:cs="Arial"/>
-          <w:b/>
-          <w:bCs/>
-          <w:noProof/>
-          <w:sz w:val="20"/>
-          <w:szCs w:val="20"/>
+        <w:rPr>
+          <w:rFonts w:ascii="Arial" w:hAnsi="Arial" w:cs="Arial"/>
+          <w:lang w:val="pt-BR"/>
+        </w:rPr>
+      </w:pPr>
+    </w:p>
+    <w:p>
+      <w:pPr>
+        <w:pStyle w:val="BodyText"/>
+        <w:rPr>
+          <w:rFonts w:ascii="Arial" w:hAnsi="Arial" w:cs="Arial"/>
+          <w:lang w:val="pt-BR"/>
+        </w:rPr>
+      </w:pPr>
+      <w:r>
+        <w:rPr>
+          <w:rFonts w:ascii="Arial" w:hAnsi="Arial" w:cs="Arial"/>
           <w:lang w:val="pt-BR"/>
         </w:rPr>
         <w:lastRenderedPageBreak/>
         <w:drawing>
-          <wp:inline distT="0" distB="0" distL="0" distR="0" wp14:anchorId="5E2134C6" wp14:editId="3A22127F">
-            <wp:extent cx="5400040" cy="4308475"/>
+          <wp:inline distT="0" distB="0" distL="0" distR="0" wp14:anchorId="5F99DB0F" wp14:editId="426C2C88">
+            <wp:extent cx="5400040" cy="3660140"/>
             <wp:effectExtent l="0" t="0" r="0" b="0"/>
-            <wp:docPr id="4" name="Picture 4"/>
+            <wp:docPr id="2" name="Picture 2"/>
             <wp:cNvGraphicFramePr>
               <a:graphicFrameLocks xmlns:a="http://schemas.openxmlformats.org/drawingml/2006/main" noChangeAspect="1"/>
             </wp:cNvGraphicFramePr>
@@ -1481,7 +1486,7 @@
                   <pic:spPr>
                     <a:xfrm>
                       <a:off x="0" y="0"/>
-                      <a:ext cx="5400040" cy="4308475"/>
+                      <a:ext cx="5400040" cy="3660140"/>
                     </a:xfrm>
                     <a:prstGeom prst="rect">
                       <a:avLst/>
@@ -1493,76 +1498,64 @@
           </wp:inline>
         </w:drawing>
       </w:r>
-      <w:r>
-        <w:rPr>
-          <w:rFonts w:ascii="Arial" w:hAnsi="Arial" w:cs="Arial"/>
-          <w:b/>
-          <w:bCs/>
-          <w:sz w:val="20"/>
-          <w:szCs w:val="20"/>
-          <w:lang w:val="pt-BR"/>
-        </w:rPr>
-        <w:t>Figura 5</w:t>
-      </w:r>
-      <w:r>
-        <w:rPr>
-          <w:rFonts w:ascii="Arial" w:hAnsi="Arial" w:cs="Arial"/>
-          <w:b/>
-          <w:bCs/>
-          <w:sz w:val="20"/>
-          <w:szCs w:val="20"/>
-          <w:lang w:val="pt-BR"/>
-        </w:rPr>
-        <w:t xml:space="preserve">: </w:t>
-      </w:r>
-      <w:r>
-        <w:rPr>
-          <w:rFonts w:ascii="Arial" w:hAnsi="Arial" w:cs="Arial"/>
-          <w:sz w:val="20"/>
-          <w:szCs w:val="20"/>
-          <w:lang w:val="pt-BR"/>
-        </w:rPr>
-        <w:t>Queda percentual do número de nascidos vivos por estado brasileiro entre 2000 e 2024.</w:t>
-      </w:r>
-    </w:p>
-    <w:p>
-      <w:pPr>
-        <w:pStyle w:val="BodyText"/>
-        <w:rPr>
-          <w:rFonts w:ascii="Arial" w:hAnsi="Arial" w:cs="Arial"/>
-          <w:lang w:val="pt-BR"/>
-        </w:rPr>
-      </w:pPr>
-      <w:r>
-        <w:rPr>
-          <w:rFonts w:ascii="Arial" w:hAnsi="Arial" w:cs="Arial"/>
-          <w:lang w:val="pt-BR"/>
-        </w:rPr>
-        <w:t>A Figura 5 demonstra diferenças importantes entre os estados brasileiros quanto à intensidade da redução do número de nascimentos. Alguns estados apresentaram quedas mais acentuadas, enquanto outros mantiveram reduções menos intensas ou padrões mais estáveis ao longo do período.</w:t>
-      </w:r>
-    </w:p>
-    <w:p>
-      <w:pPr>
-        <w:pStyle w:val="BodyText"/>
-        <w:rPr>
-          <w:rFonts w:ascii="Arial" w:hAnsi="Arial" w:cs="Arial"/>
-          <w:lang w:val="pt-BR"/>
-        </w:rPr>
-      </w:pPr>
-      <w:r>
-        <w:rPr>
-          <w:rFonts w:ascii="Arial" w:hAnsi="Arial" w:cs="Arial"/>
-          <w:lang w:val="pt-BR"/>
-        </w:rPr>
-        <w:t>Além da queda percentual por estado, foi analisado o comportamento médio dos clusters ao longo do tempo. Essa análise permite compreender se os grupos formados pelo algoritmo apresentam trajetórias distintas de natalidade.</w:t>
-      </w:r>
     </w:p>
     <w:p>
       <w:pPr>
         <w:pStyle w:val="BodyText"/>
         <w:jc w:val="center"/>
         <w:rPr>
-          <w:rFonts w:ascii="Arial" w:hAnsi="Arial" w:cs="Arial"/>
+          <w:sz w:val="20"/>
+          <w:szCs w:val="20"/>
+          <w:lang w:val="pt-BR"/>
+        </w:rPr>
+      </w:pPr>
+      <w:r>
+        <w:rPr>
+          <w:rStyle w:val="Strong"/>
+          <w:sz w:val="20"/>
+          <w:szCs w:val="20"/>
+          <w:lang w:val="pt-BR"/>
+        </w:rPr>
+        <w:t xml:space="preserve">Figura </w:t>
+      </w:r>
+      <w:r>
+        <w:rPr>
+          <w:rStyle w:val="Strong"/>
+          <w:sz w:val="20"/>
+          <w:szCs w:val="20"/>
+          <w:lang w:val="pt-BR"/>
+        </w:rPr>
+        <w:t>6:</w:t>
+      </w:r>
+      <w:r>
+        <w:rPr>
+          <w:sz w:val="20"/>
+          <w:szCs w:val="20"/>
+          <w:lang w:val="pt-BR"/>
+        </w:rPr>
+        <w:t xml:space="preserve"> Distribuição espacial da queda percentual dos nascimentos nos estados brasileiros entre 2000 e 2024.</w:t>
+      </w:r>
+    </w:p>
+    <w:p>
+      <w:pPr>
+        <w:pStyle w:val="BodyText"/>
+        <w:jc w:val="center"/>
+        <w:rPr>
+          <w:rFonts w:ascii="Arial" w:hAnsi="Arial" w:cs="Arial"/>
+          <w:sz w:val="20"/>
+          <w:szCs w:val="20"/>
+          <w:lang w:val="pt-BR"/>
+        </w:rPr>
+      </w:pPr>
+    </w:p>
+    <w:p>
+      <w:pPr>
+        <w:pStyle w:val="BodyText"/>
+        <w:jc w:val="center"/>
+        <w:rPr>
+          <w:rFonts w:ascii="Arial" w:hAnsi="Arial" w:cs="Arial"/>
+          <w:sz w:val="20"/>
+          <w:szCs w:val="20"/>
           <w:lang w:val="pt-BR"/>
         </w:rPr>
       </w:pPr>
@@ -1572,14 +1565,16 @@
           <w:b/>
           <w:bCs/>
           <w:noProof/>
+          <w:sz w:val="20"/>
+          <w:szCs w:val="20"/>
           <w:lang w:val="pt-BR"/>
         </w:rPr>
         <w:lastRenderedPageBreak/>
         <w:drawing>
-          <wp:inline distT="0" distB="0" distL="0" distR="0" wp14:anchorId="4CDBC907" wp14:editId="423938C1">
-            <wp:extent cx="5400040" cy="2921000"/>
+          <wp:inline distT="0" distB="0" distL="0" distR="0" wp14:anchorId="5E2134C6" wp14:editId="3A22127F">
+            <wp:extent cx="5400040" cy="4308475"/>
             <wp:effectExtent l="0" t="0" r="0" b="0"/>
-            <wp:docPr id="13" name="Picture 13"/>
+            <wp:docPr id="4" name="Picture 4"/>
             <wp:cNvGraphicFramePr>
               <a:graphicFrameLocks xmlns:a="http://schemas.openxmlformats.org/drawingml/2006/main" noChangeAspect="1"/>
             </wp:cNvGraphicFramePr>
@@ -1599,6 +1594,124 @@
                   <pic:spPr>
                     <a:xfrm>
                       <a:off x="0" y="0"/>
+                      <a:ext cx="5400040" cy="4308475"/>
+                    </a:xfrm>
+                    <a:prstGeom prst="rect">
+                      <a:avLst/>
+                    </a:prstGeom>
+                  </pic:spPr>
+                </pic:pic>
+              </a:graphicData>
+            </a:graphic>
+          </wp:inline>
+        </w:drawing>
+      </w:r>
+      <w:r>
+        <w:rPr>
+          <w:rFonts w:ascii="Arial" w:hAnsi="Arial" w:cs="Arial"/>
+          <w:b/>
+          <w:bCs/>
+          <w:sz w:val="20"/>
+          <w:szCs w:val="20"/>
+          <w:lang w:val="pt-BR"/>
+        </w:rPr>
+        <w:t>Figura 5</w:t>
+      </w:r>
+      <w:r>
+        <w:rPr>
+          <w:rFonts w:ascii="Arial" w:hAnsi="Arial" w:cs="Arial"/>
+          <w:b/>
+          <w:bCs/>
+          <w:sz w:val="20"/>
+          <w:szCs w:val="20"/>
+          <w:lang w:val="pt-BR"/>
+        </w:rPr>
+        <w:t xml:space="preserve">: </w:t>
+      </w:r>
+      <w:r>
+        <w:rPr>
+          <w:rFonts w:ascii="Arial" w:hAnsi="Arial" w:cs="Arial"/>
+          <w:sz w:val="20"/>
+          <w:szCs w:val="20"/>
+          <w:lang w:val="pt-BR"/>
+        </w:rPr>
+        <w:t>Queda percentual do número de nascidos vivos por estado brasileiro entre 2000 e 2024.</w:t>
+      </w:r>
+    </w:p>
+    <w:p>
+      <w:pPr>
+        <w:pStyle w:val="BodyText"/>
+        <w:rPr>
+          <w:rFonts w:ascii="Arial" w:hAnsi="Arial" w:cs="Arial"/>
+          <w:lang w:val="pt-BR"/>
+        </w:rPr>
+      </w:pPr>
+      <w:r>
+        <w:rPr>
+          <w:rFonts w:ascii="Arial" w:hAnsi="Arial" w:cs="Arial"/>
+          <w:lang w:val="pt-BR"/>
+        </w:rPr>
+        <w:t>A Figura 5 demonstra diferenças importantes entre os estados brasileiros quanto à intensidade da redução do número de nascimentos. Alguns estados apresentaram quedas mais acentuadas, enquanto outros mantiveram reduções menos intensas ou padrões mais estáveis ao longo do período.</w:t>
+      </w:r>
+    </w:p>
+    <w:p>
+      <w:pPr>
+        <w:pStyle w:val="BodyText"/>
+        <w:rPr>
+          <w:rFonts w:ascii="Arial" w:hAnsi="Arial" w:cs="Arial"/>
+          <w:lang w:val="pt-BR"/>
+        </w:rPr>
+      </w:pPr>
+      <w:r>
+        <w:rPr>
+          <w:rFonts w:ascii="Arial" w:hAnsi="Arial" w:cs="Arial"/>
+          <w:lang w:val="pt-BR"/>
+        </w:rPr>
+        <w:t>Além da queda percentual por estado, foi analisado o comportamento médio dos clusters ao longo do tempo. Essa análise permite compreender se os grupos formados pelo algoritmo apresentam trajetórias distintas de natalidade.</w:t>
+      </w:r>
+    </w:p>
+    <w:p>
+      <w:pPr>
+        <w:pStyle w:val="BodyText"/>
+        <w:jc w:val="center"/>
+        <w:rPr>
+          <w:rFonts w:ascii="Arial" w:hAnsi="Arial" w:cs="Arial"/>
+          <w:lang w:val="pt-BR"/>
+        </w:rPr>
+      </w:pPr>
+      <w:r>
+        <w:rPr>
+          <w:rFonts w:ascii="Arial" w:hAnsi="Arial" w:cs="Arial"/>
+          <w:b/>
+          <w:bCs/>
+          <w:noProof/>
+          <w:lang w:val="pt-BR"/>
+        </w:rPr>
+        <w:lastRenderedPageBreak/>
+        <w:drawing>
+          <wp:inline distT="0" distB="0" distL="0" distR="0" wp14:anchorId="4CDBC907" wp14:editId="423938C1">
+            <wp:extent cx="5400040" cy="2921000"/>
+            <wp:effectExtent l="0" t="0" r="0" b="0"/>
+            <wp:docPr id="13" name="Picture 13"/>
+            <wp:cNvGraphicFramePr>
+              <a:graphicFrameLocks xmlns:a="http://schemas.openxmlformats.org/drawingml/2006/main" noChangeAspect="1"/>
+            </wp:cNvGraphicFramePr>
+            <a:graphic xmlns:a="http://schemas.openxmlformats.org/drawingml/2006/main">
+              <a:graphicData uri="http://schemas.openxmlformats.org/drawingml/2006/picture">
+                <pic:pic xmlns:pic="http://schemas.openxmlformats.org/drawingml/2006/picture">
+                  <pic:nvPicPr>
+                    <pic:cNvPr id="1" name=""/>
+                    <pic:cNvPicPr/>
+                  </pic:nvPicPr>
+                  <pic:blipFill>
+                    <a:blip r:embed="rId11"/>
+                    <a:stretch>
+                      <a:fillRect/>
+                    </a:stretch>
+                  </pic:blipFill>
+                  <pic:spPr>
+                    <a:xfrm>
+                      <a:off x="0" y="0"/>
                       <a:ext cx="5400040" cy="2921000"/>
                     </a:xfrm>
                     <a:prstGeom prst="rect">
@@ -1664,6 +1777,73 @@
         <w:pStyle w:val="BodyText"/>
         <w:rPr>
           <w:rFonts w:ascii="Arial" w:hAnsi="Arial" w:cs="Arial"/>
+          <w:lang w:val="pt-BR"/>
+        </w:rPr>
+      </w:pPr>
+      <w:r>
+        <w:rPr>
+          <w:rFonts w:ascii="Arial" w:hAnsi="Arial" w:cs="Arial"/>
+          <w:lang w:val="pt-BR"/>
+        </w:rPr>
+        <w:drawing>
+          <wp:inline distT="0" distB="0" distL="0" distR="0" wp14:anchorId="1B864E44" wp14:editId="5843B082">
+            <wp:extent cx="5400040" cy="4418330"/>
+            <wp:effectExtent l="0" t="0" r="0" b="1270"/>
+            <wp:docPr id="3" name="Picture 3"/>
+            <wp:cNvGraphicFramePr>
+              <a:graphicFrameLocks xmlns:a="http://schemas.openxmlformats.org/drawingml/2006/main" noChangeAspect="1"/>
+            </wp:cNvGraphicFramePr>
+            <a:graphic xmlns:a="http://schemas.openxmlformats.org/drawingml/2006/main">
+              <a:graphicData uri="http://schemas.openxmlformats.org/drawingml/2006/picture">
+                <pic:pic xmlns:pic="http://schemas.openxmlformats.org/drawingml/2006/picture">
+                  <pic:nvPicPr>
+                    <pic:cNvPr id="1" name=""/>
+                    <pic:cNvPicPr/>
+                  </pic:nvPicPr>
+                  <pic:blipFill>
+                    <a:blip r:embed="rId12"/>
+                    <a:stretch>
+                      <a:fillRect/>
+                    </a:stretch>
+                  </pic:blipFill>
+                  <pic:spPr>
+                    <a:xfrm>
+                      <a:off x="0" y="0"/>
+                      <a:ext cx="5400040" cy="4418330"/>
+                    </a:xfrm>
+                    <a:prstGeom prst="rect">
+                      <a:avLst/>
+                    </a:prstGeom>
+                  </pic:spPr>
+                </pic:pic>
+              </a:graphicData>
+            </a:graphic>
+          </wp:inline>
+        </w:drawing>
+      </w:r>
+    </w:p>
+    <w:p>
+      <w:pPr>
+        <w:pStyle w:val="BodyText"/>
+        <w:rPr>
+          <w:rFonts w:ascii="Arial" w:hAnsi="Arial" w:cs="Arial"/>
+          <w:lang w:val="pt-BR"/>
+        </w:rPr>
+      </w:pPr>
+      <w:r>
+        <w:rPr>
+          <w:rFonts w:ascii="Arial" w:hAnsi="Arial" w:cs="Arial"/>
+          <w:lang w:val="pt-BR"/>
+        </w:rPr>
+        <w:lastRenderedPageBreak/>
+        <w:t>O mapa permite visualizar a distribuição espacial da redução da natalidade nos estados brasileiros, evidenciando diferenças regionais na intensidade da queda dos nascimentos. Observa-se que alguns estados apresentaram reduções mais acentuadas, enquanto outros mantiveram comportamento relativamente mais estável, indicando possíveis influências socioeconômicas, culturais e demográficas distintas entre as regiões do país.</w:t>
+      </w:r>
+    </w:p>
+    <w:p>
+      <w:pPr>
+        <w:pStyle w:val="BodyText"/>
+        <w:rPr>
+          <w:rFonts w:ascii="Arial" w:hAnsi="Arial" w:cs="Arial"/>
           <w:noProof/>
           <w:lang w:val="pt-BR"/>
         </w:rPr>
@@ -1697,7 +1877,6 @@
           <w:sz w:val="20"/>
           <w:szCs w:val="20"/>
         </w:rPr>
-        <w:lastRenderedPageBreak/>
         <w:drawing>
           <wp:inline distT="0" distB="0" distL="0" distR="0" wp14:anchorId="5E2CAC6A" wp14:editId="2ADA32E1">
             <wp:extent cx="2613804" cy="6973143"/>
@@ -1714,7 +1893,7 @@
                     <pic:cNvPicPr/>
                   </pic:nvPicPr>
                   <pic:blipFill rotWithShape="1">
-                    <a:blip r:embed="rId11"/>
+                    <a:blip r:embed="rId13"/>
                     <a:srcRect l="3995" t="22447" r="82108" b="11610"/>
                     <a:stretch/>
                   </pic:blipFill>
@@ -1762,6 +1941,7 @@
           <w:szCs w:val="20"/>
           <w:lang w:val="pt-BR"/>
         </w:rPr>
+        <w:lastRenderedPageBreak/>
         <w:t>Tabela 1</w:t>
       </w:r>
       <w:r>
@@ -1810,7 +1990,6 @@
         <w:rPr>
           <w:rFonts w:ascii="Arial" w:hAnsi="Arial" w:cs="Arial"/>
         </w:rPr>
-        <w:lastRenderedPageBreak/>
         <w:t>De forma geral, estados das regiões Sul e Sudeste tenderam a apresentar reduções mais intensas na natalidade. Esse comportamento pode estar associado a fatores como maior urbanização, envelhecimento populacional, maior escolaridade feminina, inserção da mulher no mercado de trabalho e redução das taxas de fecundidade observadas nessas regiões nas últimas décadas.</w:t>
       </w:r>
     </w:p>
@@ -1919,7 +2098,14 @@
         <w:rPr>
           <w:rFonts w:ascii="Arial" w:hAnsi="Arial" w:cs="Arial"/>
         </w:rPr>
-        <w:t xml:space="preserve"> O objetivo dessa etapa foi identificar padrões frequentes de coocorrência entre a redução do número de nascimentos e características maternas e assistenciais dos estados brasileiros.</w:t>
+        <w:t xml:space="preserve"> O objetivo dessa etapa foi identificar padrões frequentes de coocorrência entre a </w:t>
+      </w:r>
+      <w:r>
+        <w:rPr>
+          <w:rFonts w:ascii="Arial" w:hAnsi="Arial" w:cs="Arial"/>
+        </w:rPr>
+        <w:lastRenderedPageBreak/>
+        <w:t>redução do número de nascimentos e características maternas e assistenciais dos estados brasileiros.</w:t>
       </w:r>
     </w:p>
     <w:p>
@@ -1951,7 +2137,6 @@
           <w:rFonts w:ascii="Arial" w:hAnsi="Arial" w:cs="Arial"/>
           <w:lang w:val="pt-BR"/>
         </w:rPr>
-        <w:lastRenderedPageBreak/>
         <w:t>As regras foram avaliadas utilizando as métricas suporte, confiança e lift. O suporte indica a frequência com que determinada regra aparece na base; a confiança indica a probabilidade de ocorrência do consequente quando o antecedente está presente; e o lift indica a força da associação entre os itens da regra.</w:t>
       </w:r>
     </w:p>
@@ -1989,7 +2174,7 @@
                     <pic:cNvPicPr/>
                   </pic:nvPicPr>
                   <pic:blipFill rotWithShape="1">
-                    <a:blip r:embed="rId12"/>
+                    <a:blip r:embed="rId14"/>
                     <a:srcRect l="9426" t="24153" r="1275" b="16173"/>
                     <a:stretch/>
                   </pic:blipFill>
@@ -2126,6 +2311,7 @@
           <w:szCs w:val="36"/>
           <w:lang w:val="pt-BR"/>
         </w:rPr>
+        <w:lastRenderedPageBreak/>
         <w:t>5. CONCLUSÃO</w:t>
       </w:r>
     </w:p>
@@ -2174,15 +2360,7 @@
           <w:rFonts w:ascii="Arial" w:hAnsi="Arial" w:cs="Arial"/>
           <w:lang w:val="pt-BR"/>
         </w:rPr>
-        <w:t xml:space="preserve">Além disso, as regras de associação indicaram padrões frequentes entre características maternas e a queda da natalidade, destacando possíveis </w:t>
-      </w:r>
-      <w:r>
-        <w:rPr>
-          <w:rFonts w:ascii="Arial" w:hAnsi="Arial" w:cs="Arial"/>
-          <w:lang w:val="pt-BR"/>
-        </w:rPr>
-        <w:lastRenderedPageBreak/>
-        <w:t>relações envolvendo escolaridade, idade materna e acompanhamento pré-natal.</w:t>
+        <w:t>Além disso, as regras de associação indicaram padrões frequentes entre características maternas e a queda da natalidade, destacando possíveis relações envolvendo escolaridade, idade materna e acompanhamento pré-natal.</w:t>
       </w:r>
     </w:p>
     <w:p>
@@ -2398,7 +2576,6 @@
           <w:sz w:val="36"/>
           <w:szCs w:val="36"/>
         </w:rPr>
-        <w:lastRenderedPageBreak/>
         <w:t>REFERÊNCIAS</w:t>
       </w:r>
     </w:p>
@@ -3061,6 +3238,17 @@
       <w:lang w:val="pt-BR" w:eastAsia="pt-BR"/>
     </w:rPr>
   </w:style>
+  <w:style w:type="character" w:styleId="Strong">
+    <w:name w:val="Strong"/>
+    <w:basedOn w:val="DefaultParagraphFont"/>
+    <w:uiPriority w:val="22"/>
+    <w:qFormat/>
+    <w:rsid w:val="00421EF8"/>
+    <w:rPr>
+      <w:b/>
+      <w:bCs/>
+    </w:rPr>
+  </w:style>
 </w:styles>
 </file>
 
